--- a/docs/developpement/phases/word/PHASE_20_FACTURES_FOURNISSEURS.docx
+++ b/docs/developpement/phases/word/PHASE_20_FACTURES_FOURNISSEURS.docx
@@ -20,7 +20,7 @@
       <w:r>
         <w:t xml:space="preserve">FlaiX Expert · dossier de développement · généré le 2026-10-04 depuis le dépôt </w:t>
       </w:r>
-      <w:hyperlink w:history="1" r:id="rIdg7qsaab75ziprwz-x6oxe">
+      <w:hyperlink w:history="1" r:id="rIddpjdbujjhm1ju6wku00th">
         <w:r>
           <w:rPr>
             <w:rStyle w:val="Hyperlink"/>
@@ -684,7 +684,7 @@
           <w:numId w:val="2"/>
         </w:numPr>
       </w:pPr>
-      <w:hyperlink w:history="1" r:id="rIdrmc-ywoilep_p3fi2jgme">
+      <w:hyperlink w:history="1" r:id="rIdf6_zianmbl2e9b0lac9lu">
         <w:r>
           <w:rPr>
             <w:rStyle w:val="Hyperlink"/>
@@ -704,7 +704,7 @@
           <w:numId w:val="2"/>
         </w:numPr>
       </w:pPr>
-      <w:hyperlink w:history="1" r:id="rIdow7tikka1546xptfe2kgp">
+      <w:hyperlink w:history="1" r:id="rIdmwcnjxd3zsngloev75-oq">
         <w:r>
           <w:rPr>
             <w:rStyle w:val="Hyperlink"/>
@@ -752,7 +752,7 @@
       <w:r>
         <w:t xml:space="preserve"> — créé — </w:t>
       </w:r>
-      <w:hyperlink w:history="1" r:id="rId25ph9mrc-r4gl1miwwuwr">
+      <w:hyperlink w:history="1" r:id="rIdpatoh3zktho6dmg7qifqq">
         <w:r>
           <w:rPr>
             <w:rStyle w:val="Hyperlink"/>
@@ -789,7 +789,7 @@
       <w:r>
         <w:t xml:space="preserve"> — modifié — </w:t>
       </w:r>
-      <w:hyperlink w:history="1" r:id="rIdes5ly2zkq85rllvqwpd_r">
+      <w:hyperlink w:history="1" r:id="rIdql6ujm8cdkh4ddn3w1yu_">
         <w:r>
           <w:rPr>
             <w:rStyle w:val="Hyperlink"/>
@@ -818,7 +818,7 @@
       <w:r>
         <w:t xml:space="preserve"> — créé — </w:t>
       </w:r>
-      <w:hyperlink w:history="1" r:id="rId4qt5wjfix3b-myznrqaah">
+      <w:hyperlink w:history="1" r:id="rIdcpltl4z6dsfhlt233gubi">
         <w:r>
           <w:rPr>
             <w:rStyle w:val="Hyperlink"/>
@@ -847,7 +847,7 @@
       <w:r>
         <w:t xml:space="preserve"> — créé — </w:t>
       </w:r>
-      <w:hyperlink w:history="1" r:id="rIdztsxdj2fwzayo8ufdy2ui">
+      <w:hyperlink w:history="1" r:id="rIdt2d1vsv7p5fgo48mwgjzh">
         <w:r>
           <w:rPr>
             <w:rStyle w:val="Hyperlink"/>
@@ -884,7 +884,7 @@
       <w:r>
         <w:t xml:space="preserve"> — créé — </w:t>
       </w:r>
-      <w:hyperlink w:history="1" r:id="rIdzazmkpzq1ydnhfw15lbdf">
+      <w:hyperlink w:history="1" r:id="rIdsv2on8ebzyqnk2vuy2cbv">
         <w:r>
           <w:rPr>
             <w:rStyle w:val="Hyperlink"/>
@@ -913,7 +913,7 @@
       <w:r>
         <w:t xml:space="preserve"> — modifié — </w:t>
       </w:r>
-      <w:hyperlink w:history="1" r:id="rIdxnblrimgdlrlhpzw6bmnx">
+      <w:hyperlink w:history="1" r:id="rId_yfeb7dozm-gxj2vjwayz">
         <w:r>
           <w:rPr>
             <w:rStyle w:val="Hyperlink"/>
@@ -942,7 +942,7 @@
       <w:r>
         <w:t xml:space="preserve"> — modifié — </w:t>
       </w:r>
-      <w:hyperlink w:history="1" r:id="rIdmzjvga5lf1jpjvz_shi_t">
+      <w:hyperlink w:history="1" r:id="rIdar13eityai42zojrwhqzt">
         <w:r>
           <w:rPr>
             <w:rStyle w:val="Hyperlink"/>
@@ -979,7 +979,7 @@
       <w:r>
         <w:t xml:space="preserve"> — créé — </w:t>
       </w:r>
-      <w:hyperlink w:history="1" r:id="rIdttzttzuioqx_kyefndm-d">
+      <w:hyperlink w:history="1" r:id="rIdn_l4qecynetrcwskcvyd0">
         <w:r>
           <w:rPr>
             <w:rStyle w:val="Hyperlink"/>
@@ -1008,7 +1008,7 @@
       <w:r>
         <w:t xml:space="preserve"> — modifié — </w:t>
       </w:r>
-      <w:hyperlink w:history="1" r:id="rIdrikeljtktv8g55fg1nere">
+      <w:hyperlink w:history="1" r:id="rIdkh4ctgwacd46lr3ix0uyn">
         <w:r>
           <w:rPr>
             <w:rStyle w:val="Hyperlink"/>
@@ -1045,7 +1045,7 @@
       <w:r>
         <w:t xml:space="preserve"> — modifié — </w:t>
       </w:r>
-      <w:hyperlink w:history="1" r:id="rIdi7qtmeoiqomxccrw6gt3y">
+      <w:hyperlink w:history="1" r:id="rId9lerj67ykggvlxp0rux5_">
         <w:r>
           <w:rPr>
             <w:rStyle w:val="Hyperlink"/>
@@ -1074,7 +1074,7 @@
       <w:r>
         <w:t xml:space="preserve"> — modifié — </w:t>
       </w:r>
-      <w:hyperlink w:history="1" r:id="rIdufremcsdbpoy7x0sebbu_">
+      <w:hyperlink w:history="1" r:id="rIdemr6vvnyf6emlfssbugq-">
         <w:r>
           <w:rPr>
             <w:rStyle w:val="Hyperlink"/>
@@ -1103,7 +1103,7 @@
       <w:r>
         <w:t xml:space="preserve"> — créé — </w:t>
       </w:r>
-      <w:hyperlink w:history="1" r:id="rIdmov00isstunt6ffnbjq_p">
+      <w:hyperlink w:history="1" r:id="rIdfvr4dz_3x97ghgfmtngbf">
         <w:r>
           <w:rPr>
             <w:rStyle w:val="Hyperlink"/>
@@ -1132,7 +1132,7 @@
       <w:r>
         <w:t xml:space="preserve"> — modifié — </w:t>
       </w:r>
-      <w:hyperlink w:history="1" r:id="rIdnnstotkxnmoqkjastbi09">
+      <w:hyperlink w:history="1" r:id="rIdvpijckwrbsgm1pwvnxo_f">
         <w:r>
           <w:rPr>
             <w:rStyle w:val="Hyperlink"/>
@@ -1169,7 +1169,7 @@
       <w:r>
         <w:t xml:space="preserve"> — modifié — </w:t>
       </w:r>
-      <w:hyperlink w:history="1" r:id="rIdbpscwtxxksihfgtyfvuvl">
+      <w:hyperlink w:history="1" r:id="rIdjq1egouu-b1otckj4mads">
         <w:r>
           <w:rPr>
             <w:rStyle w:val="Hyperlink"/>
@@ -1198,7 +1198,7 @@
       <w:r>
         <w:t xml:space="preserve"> — modifié — </w:t>
       </w:r>
-      <w:hyperlink w:history="1" r:id="rIdxqbakpcxdl5ir4-yjjxnn">
+      <w:hyperlink w:history="1" r:id="rIdago8-nvt1ob-axxyyrfgr">
         <w:r>
           <w:rPr>
             <w:rStyle w:val="Hyperlink"/>

--- a/docs/developpement/phases/word/PHASE_20_FACTURES_FOURNISSEURS.docx
+++ b/docs/developpement/phases/word/PHASE_20_FACTURES_FOURNISSEURS.docx
@@ -20,7 +20,7 @@
       <w:r>
         <w:t xml:space="preserve">FlaiX Expert · dossier de développement · généré le 2026-10-04 depuis le dépôt </w:t>
       </w:r>
-      <w:hyperlink w:history="1" r:id="rIddpjdbujjhm1ju6wku00th">
+      <w:hyperlink w:history="1" r:id="rIdzkviypbm5uoev7qlgkhln">
         <w:r>
           <w:rPr>
             <w:rStyle w:val="Hyperlink"/>
@@ -684,7 +684,7 @@
           <w:numId w:val="2"/>
         </w:numPr>
       </w:pPr>
-      <w:hyperlink w:history="1" r:id="rIdf6_zianmbl2e9b0lac9lu">
+      <w:hyperlink w:history="1" r:id="rIdwldzcsaa8ijzp-bk-avsf">
         <w:r>
           <w:rPr>
             <w:rStyle w:val="Hyperlink"/>
@@ -704,7 +704,7 @@
           <w:numId w:val="2"/>
         </w:numPr>
       </w:pPr>
-      <w:hyperlink w:history="1" r:id="rIdmwcnjxd3zsngloev75-oq">
+      <w:hyperlink w:history="1" r:id="rIdgb8p0srl1_z1nnh5adjij">
         <w:r>
           <w:rPr>
             <w:rStyle w:val="Hyperlink"/>
@@ -752,7 +752,7 @@
       <w:r>
         <w:t xml:space="preserve"> — créé — </w:t>
       </w:r>
-      <w:hyperlink w:history="1" r:id="rIdpatoh3zktho6dmg7qifqq">
+      <w:hyperlink w:history="1" r:id="rIdwvnpgfglm3jufuik0wqwp">
         <w:r>
           <w:rPr>
             <w:rStyle w:val="Hyperlink"/>
@@ -789,7 +789,7 @@
       <w:r>
         <w:t xml:space="preserve"> — modifié — </w:t>
       </w:r>
-      <w:hyperlink w:history="1" r:id="rIdql6ujm8cdkh4ddn3w1yu_">
+      <w:hyperlink w:history="1" r:id="rId2m_lhhpops8etg2cfigtw">
         <w:r>
           <w:rPr>
             <w:rStyle w:val="Hyperlink"/>
@@ -818,7 +818,7 @@
       <w:r>
         <w:t xml:space="preserve"> — créé — </w:t>
       </w:r>
-      <w:hyperlink w:history="1" r:id="rIdcpltl4z6dsfhlt233gubi">
+      <w:hyperlink w:history="1" r:id="rId2utyi9sxs0kupsexoa3j3">
         <w:r>
           <w:rPr>
             <w:rStyle w:val="Hyperlink"/>
@@ -847,7 +847,7 @@
       <w:r>
         <w:t xml:space="preserve"> — créé — </w:t>
       </w:r>
-      <w:hyperlink w:history="1" r:id="rIdt2d1vsv7p5fgo48mwgjzh">
+      <w:hyperlink w:history="1" r:id="rIdcgvbuuqubstcsdnxsvevg">
         <w:r>
           <w:rPr>
             <w:rStyle w:val="Hyperlink"/>
@@ -884,7 +884,7 @@
       <w:r>
         <w:t xml:space="preserve"> — créé — </w:t>
       </w:r>
-      <w:hyperlink w:history="1" r:id="rIdsv2on8ebzyqnk2vuy2cbv">
+      <w:hyperlink w:history="1" r:id="rIduc8n5dy0jxfzou5sfwpdh">
         <w:r>
           <w:rPr>
             <w:rStyle w:val="Hyperlink"/>
@@ -913,7 +913,7 @@
       <w:r>
         <w:t xml:space="preserve"> — modifié — </w:t>
       </w:r>
-      <w:hyperlink w:history="1" r:id="rId_yfeb7dozm-gxj2vjwayz">
+      <w:hyperlink w:history="1" r:id="rIdvzp-6xkqlgvszlmi8rof4">
         <w:r>
           <w:rPr>
             <w:rStyle w:val="Hyperlink"/>
@@ -942,7 +942,7 @@
       <w:r>
         <w:t xml:space="preserve"> — modifié — </w:t>
       </w:r>
-      <w:hyperlink w:history="1" r:id="rIdar13eityai42zojrwhqzt">
+      <w:hyperlink w:history="1" r:id="rIdmcq7xktloqdjosxtvtmvm">
         <w:r>
           <w:rPr>
             <w:rStyle w:val="Hyperlink"/>
@@ -979,7 +979,7 @@
       <w:r>
         <w:t xml:space="preserve"> — créé — </w:t>
       </w:r>
-      <w:hyperlink w:history="1" r:id="rIdn_l4qecynetrcwskcvyd0">
+      <w:hyperlink w:history="1" r:id="rIdyr_6orbgnlduvmshj1w5q">
         <w:r>
           <w:rPr>
             <w:rStyle w:val="Hyperlink"/>
@@ -1008,7 +1008,7 @@
       <w:r>
         <w:t xml:space="preserve"> — modifié — </w:t>
       </w:r>
-      <w:hyperlink w:history="1" r:id="rIdkh4ctgwacd46lr3ix0uyn">
+      <w:hyperlink w:history="1" r:id="rIdwdu4yxa87mcgsci6xkbb9">
         <w:r>
           <w:rPr>
             <w:rStyle w:val="Hyperlink"/>
@@ -1045,7 +1045,7 @@
       <w:r>
         <w:t xml:space="preserve"> — modifié — </w:t>
       </w:r>
-      <w:hyperlink w:history="1" r:id="rId9lerj67ykggvlxp0rux5_">
+      <w:hyperlink w:history="1" r:id="rIdmylzx24dxl0bpmpst_wra">
         <w:r>
           <w:rPr>
             <w:rStyle w:val="Hyperlink"/>
@@ -1074,7 +1074,7 @@
       <w:r>
         <w:t xml:space="preserve"> — modifié — </w:t>
       </w:r>
-      <w:hyperlink w:history="1" r:id="rIdemr6vvnyf6emlfssbugq-">
+      <w:hyperlink w:history="1" r:id="rIdfklcp1kzocabepu3osffd">
         <w:r>
           <w:rPr>
             <w:rStyle w:val="Hyperlink"/>
@@ -1103,7 +1103,7 @@
       <w:r>
         <w:t xml:space="preserve"> — créé — </w:t>
       </w:r>
-      <w:hyperlink w:history="1" r:id="rIdfvr4dz_3x97ghgfmtngbf">
+      <w:hyperlink w:history="1" r:id="rId-yivlhg39tubbumyxdzlv">
         <w:r>
           <w:rPr>
             <w:rStyle w:val="Hyperlink"/>
@@ -1132,7 +1132,7 @@
       <w:r>
         <w:t xml:space="preserve"> — modifié — </w:t>
       </w:r>
-      <w:hyperlink w:history="1" r:id="rIdvpijckwrbsgm1pwvnxo_f">
+      <w:hyperlink w:history="1" r:id="rIdda6ni09aq4aucd9p_xjxp">
         <w:r>
           <w:rPr>
             <w:rStyle w:val="Hyperlink"/>
@@ -1169,7 +1169,7 @@
       <w:r>
         <w:t xml:space="preserve"> — modifié — </w:t>
       </w:r>
-      <w:hyperlink w:history="1" r:id="rIdjq1egouu-b1otckj4mads">
+      <w:hyperlink w:history="1" r:id="rIdc7xslr7o-w3jc0eqxcaga">
         <w:r>
           <w:rPr>
             <w:rStyle w:val="Hyperlink"/>
@@ -1198,7 +1198,7 @@
       <w:r>
         <w:t xml:space="preserve"> — modifié — </w:t>
       </w:r>
-      <w:hyperlink w:history="1" r:id="rIdago8-nvt1ob-axxyyrfgr">
+      <w:hyperlink w:history="1" r:id="rId4865t9kjlmw-8t2dqi10b">
         <w:r>
           <w:rPr>
             <w:rStyle w:val="Hyperlink"/>

--- a/docs/developpement/phases/word/PHASE_20_FACTURES_FOURNISSEURS.docx
+++ b/docs/developpement/phases/word/PHASE_20_FACTURES_FOURNISSEURS.docx
@@ -20,7 +20,7 @@
       <w:r>
         <w:t xml:space="preserve">FlaiX Expert · dossier de développement · généré le 2026-10-04 depuis le dépôt </w:t>
       </w:r>
-      <w:hyperlink w:history="1" r:id="rIdzkviypbm5uoev7qlgkhln">
+      <w:hyperlink w:history="1" r:id="rId7bbirrnxz2u9kp8rmeju0">
         <w:r>
           <w:rPr>
             <w:rStyle w:val="Hyperlink"/>
@@ -684,7 +684,7 @@
           <w:numId w:val="2"/>
         </w:numPr>
       </w:pPr>
-      <w:hyperlink w:history="1" r:id="rIdwldzcsaa8ijzp-bk-avsf">
+      <w:hyperlink w:history="1" r:id="rIdalrmaq4jzizl4nn-v_cqr">
         <w:r>
           <w:rPr>
             <w:rStyle w:val="Hyperlink"/>
@@ -704,7 +704,7 @@
           <w:numId w:val="2"/>
         </w:numPr>
       </w:pPr>
-      <w:hyperlink w:history="1" r:id="rIdgb8p0srl1_z1nnh5adjij">
+      <w:hyperlink w:history="1" r:id="rIdfyosee3a7fmsvwhavnoxx">
         <w:r>
           <w:rPr>
             <w:rStyle w:val="Hyperlink"/>
@@ -752,7 +752,7 @@
       <w:r>
         <w:t xml:space="preserve"> — créé — </w:t>
       </w:r>
-      <w:hyperlink w:history="1" r:id="rIdwvnpgfglm3jufuik0wqwp">
+      <w:hyperlink w:history="1" r:id="rIdsam4k7ar8dkfy10iv7q60">
         <w:r>
           <w:rPr>
             <w:rStyle w:val="Hyperlink"/>
@@ -789,7 +789,7 @@
       <w:r>
         <w:t xml:space="preserve"> — modifié — </w:t>
       </w:r>
-      <w:hyperlink w:history="1" r:id="rId2m_lhhpops8etg2cfigtw">
+      <w:hyperlink w:history="1" r:id="rId1y9-jlc9ei1u2ydihpk1m">
         <w:r>
           <w:rPr>
             <w:rStyle w:val="Hyperlink"/>
@@ -818,7 +818,7 @@
       <w:r>
         <w:t xml:space="preserve"> — créé — </w:t>
       </w:r>
-      <w:hyperlink w:history="1" r:id="rId2utyi9sxs0kupsexoa3j3">
+      <w:hyperlink w:history="1" r:id="rIdclssb6basz12v_7f-nisq">
         <w:r>
           <w:rPr>
             <w:rStyle w:val="Hyperlink"/>
@@ -847,7 +847,7 @@
       <w:r>
         <w:t xml:space="preserve"> — créé — </w:t>
       </w:r>
-      <w:hyperlink w:history="1" r:id="rIdcgvbuuqubstcsdnxsvevg">
+      <w:hyperlink w:history="1" r:id="rIdqbnzh91d_klqqsjjj0sl8">
         <w:r>
           <w:rPr>
             <w:rStyle w:val="Hyperlink"/>
@@ -884,7 +884,7 @@
       <w:r>
         <w:t xml:space="preserve"> — créé — </w:t>
       </w:r>
-      <w:hyperlink w:history="1" r:id="rIduc8n5dy0jxfzou5sfwpdh">
+      <w:hyperlink w:history="1" r:id="rIdcqnzinpuvmkkjtgc6ybub">
         <w:r>
           <w:rPr>
             <w:rStyle w:val="Hyperlink"/>
@@ -913,7 +913,7 @@
       <w:r>
         <w:t xml:space="preserve"> — modifié — </w:t>
       </w:r>
-      <w:hyperlink w:history="1" r:id="rIdvzp-6xkqlgvszlmi8rof4">
+      <w:hyperlink w:history="1" r:id="rId-re2g4tyztq5txk_njuni">
         <w:r>
           <w:rPr>
             <w:rStyle w:val="Hyperlink"/>
@@ -942,7 +942,7 @@
       <w:r>
         <w:t xml:space="preserve"> — modifié — </w:t>
       </w:r>
-      <w:hyperlink w:history="1" r:id="rIdmcq7xktloqdjosxtvtmvm">
+      <w:hyperlink w:history="1" r:id="rIdp7tonqpc2949zfynufvca">
         <w:r>
           <w:rPr>
             <w:rStyle w:val="Hyperlink"/>
@@ -979,7 +979,7 @@
       <w:r>
         <w:t xml:space="preserve"> — créé — </w:t>
       </w:r>
-      <w:hyperlink w:history="1" r:id="rIdyr_6orbgnlduvmshj1w5q">
+      <w:hyperlink w:history="1" r:id="rIdaudsbhtccyeeru6cccfhr">
         <w:r>
           <w:rPr>
             <w:rStyle w:val="Hyperlink"/>
@@ -1008,7 +1008,7 @@
       <w:r>
         <w:t xml:space="preserve"> — modifié — </w:t>
       </w:r>
-      <w:hyperlink w:history="1" r:id="rIdwdu4yxa87mcgsci6xkbb9">
+      <w:hyperlink w:history="1" r:id="rId7vnhk8kyz7fj7yevbsc6t">
         <w:r>
           <w:rPr>
             <w:rStyle w:val="Hyperlink"/>
@@ -1045,7 +1045,7 @@
       <w:r>
         <w:t xml:space="preserve"> — modifié — </w:t>
       </w:r>
-      <w:hyperlink w:history="1" r:id="rIdmylzx24dxl0bpmpst_wra">
+      <w:hyperlink w:history="1" r:id="rIdi0amshmx1qpamfafs8aia">
         <w:r>
           <w:rPr>
             <w:rStyle w:val="Hyperlink"/>
@@ -1074,7 +1074,7 @@
       <w:r>
         <w:t xml:space="preserve"> — modifié — </w:t>
       </w:r>
-      <w:hyperlink w:history="1" r:id="rIdfklcp1kzocabepu3osffd">
+      <w:hyperlink w:history="1" r:id="rIdraktjw-btuv0kumce1thl">
         <w:r>
           <w:rPr>
             <w:rStyle w:val="Hyperlink"/>
@@ -1103,7 +1103,7 @@
       <w:r>
         <w:t xml:space="preserve"> — créé — </w:t>
       </w:r>
-      <w:hyperlink w:history="1" r:id="rId-yivlhg39tubbumyxdzlv">
+      <w:hyperlink w:history="1" r:id="rIdxiyzshtbplfxgv0nk9tbr">
         <w:r>
           <w:rPr>
             <w:rStyle w:val="Hyperlink"/>
@@ -1132,7 +1132,7 @@
       <w:r>
         <w:t xml:space="preserve"> — modifié — </w:t>
       </w:r>
-      <w:hyperlink w:history="1" r:id="rIdda6ni09aq4aucd9p_xjxp">
+      <w:hyperlink w:history="1" r:id="rId3pfvg6q9yx3v8ritv6lr3">
         <w:r>
           <w:rPr>
             <w:rStyle w:val="Hyperlink"/>
@@ -1169,7 +1169,7 @@
       <w:r>
         <w:t xml:space="preserve"> — modifié — </w:t>
       </w:r>
-      <w:hyperlink w:history="1" r:id="rIdc7xslr7o-w3jc0eqxcaga">
+      <w:hyperlink w:history="1" r:id="rIdvkw_vb64ntw0c8apmk2_p">
         <w:r>
           <w:rPr>
             <w:rStyle w:val="Hyperlink"/>
@@ -1198,7 +1198,7 @@
       <w:r>
         <w:t xml:space="preserve"> — modifié — </w:t>
       </w:r>
-      <w:hyperlink w:history="1" r:id="rId4865t9kjlmw-8t2dqi10b">
+      <w:hyperlink w:history="1" r:id="rIdyc0ewof6c0ggwbs2qdmy0">
         <w:r>
           <w:rPr>
             <w:rStyle w:val="Hyperlink"/>

--- a/docs/developpement/phases/word/PHASE_20_FACTURES_FOURNISSEURS.docx
+++ b/docs/developpement/phases/word/PHASE_20_FACTURES_FOURNISSEURS.docx
@@ -20,7 +20,7 @@
       <w:r>
         <w:t xml:space="preserve">FlaiX Expert · dossier de développement · généré le 2026-10-04 depuis le dépôt </w:t>
       </w:r>
-      <w:hyperlink w:history="1" r:id="rId7bbirrnxz2u9kp8rmeju0">
+      <w:hyperlink w:history="1" r:id="rIdxrwpx-9ri8zdq0rady4x4">
         <w:r>
           <w:rPr>
             <w:rStyle w:val="Hyperlink"/>
@@ -684,7 +684,7 @@
           <w:numId w:val="2"/>
         </w:numPr>
       </w:pPr>
-      <w:hyperlink w:history="1" r:id="rIdalrmaq4jzizl4nn-v_cqr">
+      <w:hyperlink w:history="1" r:id="rId3hyzuomspkoxchgmpoxqe">
         <w:r>
           <w:rPr>
             <w:rStyle w:val="Hyperlink"/>
@@ -704,7 +704,7 @@
           <w:numId w:val="2"/>
         </w:numPr>
       </w:pPr>
-      <w:hyperlink w:history="1" r:id="rIdfyosee3a7fmsvwhavnoxx">
+      <w:hyperlink w:history="1" r:id="rIdpc7hkr14yd800gujez3ji">
         <w:r>
           <w:rPr>
             <w:rStyle w:val="Hyperlink"/>
@@ -752,7 +752,7 @@
       <w:r>
         <w:t xml:space="preserve"> — créé — </w:t>
       </w:r>
-      <w:hyperlink w:history="1" r:id="rIdsam4k7ar8dkfy10iv7q60">
+      <w:hyperlink w:history="1" r:id="rIdp36pdwlbl-sibuub2crey">
         <w:r>
           <w:rPr>
             <w:rStyle w:val="Hyperlink"/>
@@ -789,7 +789,7 @@
       <w:r>
         <w:t xml:space="preserve"> — modifié — </w:t>
       </w:r>
-      <w:hyperlink w:history="1" r:id="rId1y9-jlc9ei1u2ydihpk1m">
+      <w:hyperlink w:history="1" r:id="rIdxsxbjtwulhfk5qyqattuc">
         <w:r>
           <w:rPr>
             <w:rStyle w:val="Hyperlink"/>
@@ -818,7 +818,7 @@
       <w:r>
         <w:t xml:space="preserve"> — créé — </w:t>
       </w:r>
-      <w:hyperlink w:history="1" r:id="rIdclssb6basz12v_7f-nisq">
+      <w:hyperlink w:history="1" r:id="rId6rtrkzxkve-y5uyqnz_28">
         <w:r>
           <w:rPr>
             <w:rStyle w:val="Hyperlink"/>
@@ -847,7 +847,7 @@
       <w:r>
         <w:t xml:space="preserve"> — créé — </w:t>
       </w:r>
-      <w:hyperlink w:history="1" r:id="rIdqbnzh91d_klqqsjjj0sl8">
+      <w:hyperlink w:history="1" r:id="rIdsn8wxpid3pusgru3wh_cx">
         <w:r>
           <w:rPr>
             <w:rStyle w:val="Hyperlink"/>
@@ -884,7 +884,7 @@
       <w:r>
         <w:t xml:space="preserve"> — créé — </w:t>
       </w:r>
-      <w:hyperlink w:history="1" r:id="rIdcqnzinpuvmkkjtgc6ybub">
+      <w:hyperlink w:history="1" r:id="rId0ie9xqrlms8bdtecdfhrx">
         <w:r>
           <w:rPr>
             <w:rStyle w:val="Hyperlink"/>
@@ -913,7 +913,7 @@
       <w:r>
         <w:t xml:space="preserve"> — modifié — </w:t>
       </w:r>
-      <w:hyperlink w:history="1" r:id="rId-re2g4tyztq5txk_njuni">
+      <w:hyperlink w:history="1" r:id="rIdhuhoe45euwrt9o-_3rknz">
         <w:r>
           <w:rPr>
             <w:rStyle w:val="Hyperlink"/>
@@ -942,7 +942,7 @@
       <w:r>
         <w:t xml:space="preserve"> — modifié — </w:t>
       </w:r>
-      <w:hyperlink w:history="1" r:id="rIdp7tonqpc2949zfynufvca">
+      <w:hyperlink w:history="1" r:id="rId-ekkcnow-tkigfjilnzgm">
         <w:r>
           <w:rPr>
             <w:rStyle w:val="Hyperlink"/>
@@ -979,7 +979,7 @@
       <w:r>
         <w:t xml:space="preserve"> — créé — </w:t>
       </w:r>
-      <w:hyperlink w:history="1" r:id="rIdaudsbhtccyeeru6cccfhr">
+      <w:hyperlink w:history="1" r:id="rIdinuveugzyqgj-tpu3wfi8">
         <w:r>
           <w:rPr>
             <w:rStyle w:val="Hyperlink"/>
@@ -1008,7 +1008,7 @@
       <w:r>
         <w:t xml:space="preserve"> — modifié — </w:t>
       </w:r>
-      <w:hyperlink w:history="1" r:id="rId7vnhk8kyz7fj7yevbsc6t">
+      <w:hyperlink w:history="1" r:id="rIdytl14j4q-075vwlfnghct">
         <w:r>
           <w:rPr>
             <w:rStyle w:val="Hyperlink"/>
@@ -1045,7 +1045,7 @@
       <w:r>
         <w:t xml:space="preserve"> — modifié — </w:t>
       </w:r>
-      <w:hyperlink w:history="1" r:id="rIdi0amshmx1qpamfafs8aia">
+      <w:hyperlink w:history="1" r:id="rIdabnjzuzsxyn_hmagdtkjc">
         <w:r>
           <w:rPr>
             <w:rStyle w:val="Hyperlink"/>
@@ -1074,7 +1074,7 @@
       <w:r>
         <w:t xml:space="preserve"> — modifié — </w:t>
       </w:r>
-      <w:hyperlink w:history="1" r:id="rIdraktjw-btuv0kumce1thl">
+      <w:hyperlink w:history="1" r:id="rIdajpvnwxaaydwe0htcklgi">
         <w:r>
           <w:rPr>
             <w:rStyle w:val="Hyperlink"/>
@@ -1103,7 +1103,7 @@
       <w:r>
         <w:t xml:space="preserve"> — créé — </w:t>
       </w:r>
-      <w:hyperlink w:history="1" r:id="rIdxiyzshtbplfxgv0nk9tbr">
+      <w:hyperlink w:history="1" r:id="rIdd_a8c2d1vsa8e7kzvyp0o">
         <w:r>
           <w:rPr>
             <w:rStyle w:val="Hyperlink"/>
@@ -1132,7 +1132,7 @@
       <w:r>
         <w:t xml:space="preserve"> — modifié — </w:t>
       </w:r>
-      <w:hyperlink w:history="1" r:id="rId3pfvg6q9yx3v8ritv6lr3">
+      <w:hyperlink w:history="1" r:id="rIdnf0rwi0bhroz8fyjf_ynq">
         <w:r>
           <w:rPr>
             <w:rStyle w:val="Hyperlink"/>
@@ -1169,7 +1169,7 @@
       <w:r>
         <w:t xml:space="preserve"> — modifié — </w:t>
       </w:r>
-      <w:hyperlink w:history="1" r:id="rIdvkw_vb64ntw0c8apmk2_p">
+      <w:hyperlink w:history="1" r:id="rIddmxtzgkkwiyxxkidkgddl">
         <w:r>
           <w:rPr>
             <w:rStyle w:val="Hyperlink"/>
@@ -1198,7 +1198,7 @@
       <w:r>
         <w:t xml:space="preserve"> — modifié — </w:t>
       </w:r>
-      <w:hyperlink w:history="1" r:id="rIdyc0ewof6c0ggwbs2qdmy0">
+      <w:hyperlink w:history="1" r:id="rIdjcahytjosr2aniykw_0oe">
         <w:r>
           <w:rPr>
             <w:rStyle w:val="Hyperlink"/>

--- a/docs/developpement/phases/word/PHASE_20_FACTURES_FOURNISSEURS.docx
+++ b/docs/developpement/phases/word/PHASE_20_FACTURES_FOURNISSEURS.docx
@@ -20,7 +20,7 @@
       <w:r>
         <w:t xml:space="preserve">FlaiX Expert · dossier de développement · généré le 2026-10-04 depuis le dépôt </w:t>
       </w:r>
-      <w:hyperlink w:history="1" r:id="rIdxrwpx-9ri8zdq0rady4x4">
+      <w:hyperlink w:history="1" r:id="rIdl7mnrj0h3wh9147smdqq4">
         <w:r>
           <w:rPr>
             <w:rStyle w:val="Hyperlink"/>
@@ -684,7 +684,7 @@
           <w:numId w:val="2"/>
         </w:numPr>
       </w:pPr>
-      <w:hyperlink w:history="1" r:id="rId3hyzuomspkoxchgmpoxqe">
+      <w:hyperlink w:history="1" r:id="rIdvxziizskg6nmwkac31vjx">
         <w:r>
           <w:rPr>
             <w:rStyle w:val="Hyperlink"/>
@@ -704,7 +704,7 @@
           <w:numId w:val="2"/>
         </w:numPr>
       </w:pPr>
-      <w:hyperlink w:history="1" r:id="rIdpc7hkr14yd800gujez3ji">
+      <w:hyperlink w:history="1" r:id="rIdgzqmnnncr17afajtqzaar">
         <w:r>
           <w:rPr>
             <w:rStyle w:val="Hyperlink"/>
@@ -752,7 +752,7 @@
       <w:r>
         <w:t xml:space="preserve"> — créé — </w:t>
       </w:r>
-      <w:hyperlink w:history="1" r:id="rIdp36pdwlbl-sibuub2crey">
+      <w:hyperlink w:history="1" r:id="rIdrumuqdpdxbwvjxr1mtb_t">
         <w:r>
           <w:rPr>
             <w:rStyle w:val="Hyperlink"/>
@@ -789,7 +789,7 @@
       <w:r>
         <w:t xml:space="preserve"> — modifié — </w:t>
       </w:r>
-      <w:hyperlink w:history="1" r:id="rIdxsxbjtwulhfk5qyqattuc">
+      <w:hyperlink w:history="1" r:id="rIdixis-d-i5gh2rzpke5_03">
         <w:r>
           <w:rPr>
             <w:rStyle w:val="Hyperlink"/>
@@ -818,7 +818,7 @@
       <w:r>
         <w:t xml:space="preserve"> — créé — </w:t>
       </w:r>
-      <w:hyperlink w:history="1" r:id="rId6rtrkzxkve-y5uyqnz_28">
+      <w:hyperlink w:history="1" r:id="rIdsg2lmxvyfvnu8qf7ysnqh">
         <w:r>
           <w:rPr>
             <w:rStyle w:val="Hyperlink"/>
@@ -847,7 +847,7 @@
       <w:r>
         <w:t xml:space="preserve"> — créé — </w:t>
       </w:r>
-      <w:hyperlink w:history="1" r:id="rIdsn8wxpid3pusgru3wh_cx">
+      <w:hyperlink w:history="1" r:id="rIdybbx4ysnu8-qqrjmvztkr">
         <w:r>
           <w:rPr>
             <w:rStyle w:val="Hyperlink"/>
@@ -884,7 +884,7 @@
       <w:r>
         <w:t xml:space="preserve"> — créé — </w:t>
       </w:r>
-      <w:hyperlink w:history="1" r:id="rId0ie9xqrlms8bdtecdfhrx">
+      <w:hyperlink w:history="1" r:id="rId9odvspqapkmn-xca-g9rt">
         <w:r>
           <w:rPr>
             <w:rStyle w:val="Hyperlink"/>
@@ -913,7 +913,7 @@
       <w:r>
         <w:t xml:space="preserve"> — modifié — </w:t>
       </w:r>
-      <w:hyperlink w:history="1" r:id="rIdhuhoe45euwrt9o-_3rknz">
+      <w:hyperlink w:history="1" r:id="rId5vq9fgfhhsfep1ykhmmqg">
         <w:r>
           <w:rPr>
             <w:rStyle w:val="Hyperlink"/>
@@ -942,7 +942,7 @@
       <w:r>
         <w:t xml:space="preserve"> — modifié — </w:t>
       </w:r>
-      <w:hyperlink w:history="1" r:id="rId-ekkcnow-tkigfjilnzgm">
+      <w:hyperlink w:history="1" r:id="rIdtqyehxwpusr0qozse0gdq">
         <w:r>
           <w:rPr>
             <w:rStyle w:val="Hyperlink"/>
@@ -979,7 +979,7 @@
       <w:r>
         <w:t xml:space="preserve"> — créé — </w:t>
       </w:r>
-      <w:hyperlink w:history="1" r:id="rIdinuveugzyqgj-tpu3wfi8">
+      <w:hyperlink w:history="1" r:id="rIdgawspnlkpvablwwzzcpr4">
         <w:r>
           <w:rPr>
             <w:rStyle w:val="Hyperlink"/>
@@ -1008,7 +1008,7 @@
       <w:r>
         <w:t xml:space="preserve"> — modifié — </w:t>
       </w:r>
-      <w:hyperlink w:history="1" r:id="rIdytl14j4q-075vwlfnghct">
+      <w:hyperlink w:history="1" r:id="rIdywnjdd3wjngwyvg0t3m9g">
         <w:r>
           <w:rPr>
             <w:rStyle w:val="Hyperlink"/>
@@ -1045,7 +1045,7 @@
       <w:r>
         <w:t xml:space="preserve"> — modifié — </w:t>
       </w:r>
-      <w:hyperlink w:history="1" r:id="rIdabnjzuzsxyn_hmagdtkjc">
+      <w:hyperlink w:history="1" r:id="rIdydo7ulxdlbbh2au1oc8ar">
         <w:r>
           <w:rPr>
             <w:rStyle w:val="Hyperlink"/>
@@ -1074,7 +1074,7 @@
       <w:r>
         <w:t xml:space="preserve"> — modifié — </w:t>
       </w:r>
-      <w:hyperlink w:history="1" r:id="rIdajpvnwxaaydwe0htcklgi">
+      <w:hyperlink w:history="1" r:id="rIdgzabicg4uh3qqwmzspepd">
         <w:r>
           <w:rPr>
             <w:rStyle w:val="Hyperlink"/>
@@ -1103,7 +1103,7 @@
       <w:r>
         <w:t xml:space="preserve"> — créé — </w:t>
       </w:r>
-      <w:hyperlink w:history="1" r:id="rIdd_a8c2d1vsa8e7kzvyp0o">
+      <w:hyperlink w:history="1" r:id="rIdzh7nnly8j9thgc8xion29">
         <w:r>
           <w:rPr>
             <w:rStyle w:val="Hyperlink"/>
@@ -1132,7 +1132,7 @@
       <w:r>
         <w:t xml:space="preserve"> — modifié — </w:t>
       </w:r>
-      <w:hyperlink w:history="1" r:id="rIdnf0rwi0bhroz8fyjf_ynq">
+      <w:hyperlink w:history="1" r:id="rIdedsi30g_2yezawc9e_ihg">
         <w:r>
           <w:rPr>
             <w:rStyle w:val="Hyperlink"/>
@@ -1169,7 +1169,7 @@
       <w:r>
         <w:t xml:space="preserve"> — modifié — </w:t>
       </w:r>
-      <w:hyperlink w:history="1" r:id="rIddmxtzgkkwiyxxkidkgddl">
+      <w:hyperlink w:history="1" r:id="rIdgcu6ur4kffafojq7rzf90">
         <w:r>
           <w:rPr>
             <w:rStyle w:val="Hyperlink"/>
@@ -1198,7 +1198,7 @@
       <w:r>
         <w:t xml:space="preserve"> — modifié — </w:t>
       </w:r>
-      <w:hyperlink w:history="1" r:id="rIdjcahytjosr2aniykw_0oe">
+      <w:hyperlink w:history="1" r:id="rIdzhvptq3xehixfjnzqj50-">
         <w:r>
           <w:rPr>
             <w:rStyle w:val="Hyperlink"/>

--- a/docs/developpement/phases/word/PHASE_20_FACTURES_FOURNISSEURS.docx
+++ b/docs/developpement/phases/word/PHASE_20_FACTURES_FOURNISSEURS.docx
@@ -20,7 +20,7 @@
       <w:r>
         <w:t xml:space="preserve">FlaiX Expert · dossier de développement · généré le 2026-10-04 depuis le dépôt </w:t>
       </w:r>
-      <w:hyperlink w:history="1" r:id="rIdl7mnrj0h3wh9147smdqq4">
+      <w:hyperlink w:history="1" r:id="rIdjleidnmsu7kosianvussm">
         <w:r>
           <w:rPr>
             <w:rStyle w:val="Hyperlink"/>
@@ -684,7 +684,7 @@
           <w:numId w:val="2"/>
         </w:numPr>
       </w:pPr>
-      <w:hyperlink w:history="1" r:id="rIdvxziizskg6nmwkac31vjx">
+      <w:hyperlink w:history="1" r:id="rIdxx12x32b4n4pexguqvx61">
         <w:r>
           <w:rPr>
             <w:rStyle w:val="Hyperlink"/>
@@ -704,7 +704,7 @@
           <w:numId w:val="2"/>
         </w:numPr>
       </w:pPr>
-      <w:hyperlink w:history="1" r:id="rIdgzqmnnncr17afajtqzaar">
+      <w:hyperlink w:history="1" r:id="rId_dft05oda-pz_sa79hjoh">
         <w:r>
           <w:rPr>
             <w:rStyle w:val="Hyperlink"/>
@@ -752,7 +752,7 @@
       <w:r>
         <w:t xml:space="preserve"> — créé — </w:t>
       </w:r>
-      <w:hyperlink w:history="1" r:id="rIdrumuqdpdxbwvjxr1mtb_t">
+      <w:hyperlink w:history="1" r:id="rId8i1i6dfyixxue1b9wqzlh">
         <w:r>
           <w:rPr>
             <w:rStyle w:val="Hyperlink"/>
@@ -789,7 +789,7 @@
       <w:r>
         <w:t xml:space="preserve"> — modifié — </w:t>
       </w:r>
-      <w:hyperlink w:history="1" r:id="rIdixis-d-i5gh2rzpke5_03">
+      <w:hyperlink w:history="1" r:id="rId-s9d8wsp9do_ysfzxsdg5">
         <w:r>
           <w:rPr>
             <w:rStyle w:val="Hyperlink"/>
@@ -818,7 +818,7 @@
       <w:r>
         <w:t xml:space="preserve"> — créé — </w:t>
       </w:r>
-      <w:hyperlink w:history="1" r:id="rIdsg2lmxvyfvnu8qf7ysnqh">
+      <w:hyperlink w:history="1" r:id="rIdkdulxdqlkhq_i_630pujt">
         <w:r>
           <w:rPr>
             <w:rStyle w:val="Hyperlink"/>
@@ -847,7 +847,7 @@
       <w:r>
         <w:t xml:space="preserve"> — créé — </w:t>
       </w:r>
-      <w:hyperlink w:history="1" r:id="rIdybbx4ysnu8-qqrjmvztkr">
+      <w:hyperlink w:history="1" r:id="rIdvct46-a0bu1y-_5z_26ns">
         <w:r>
           <w:rPr>
             <w:rStyle w:val="Hyperlink"/>
@@ -884,7 +884,7 @@
       <w:r>
         <w:t xml:space="preserve"> — créé — </w:t>
       </w:r>
-      <w:hyperlink w:history="1" r:id="rId9odvspqapkmn-xca-g9rt">
+      <w:hyperlink w:history="1" r:id="rIdv1rb6bd9aegliames0r8i">
         <w:r>
           <w:rPr>
             <w:rStyle w:val="Hyperlink"/>
@@ -913,7 +913,7 @@
       <w:r>
         <w:t xml:space="preserve"> — modifié — </w:t>
       </w:r>
-      <w:hyperlink w:history="1" r:id="rId5vq9fgfhhsfep1ykhmmqg">
+      <w:hyperlink w:history="1" r:id="rIdvuz8yusj1bakal1ssb3i0">
         <w:r>
           <w:rPr>
             <w:rStyle w:val="Hyperlink"/>
@@ -942,7 +942,7 @@
       <w:r>
         <w:t xml:space="preserve"> — modifié — </w:t>
       </w:r>
-      <w:hyperlink w:history="1" r:id="rIdtqyehxwpusr0qozse0gdq">
+      <w:hyperlink w:history="1" r:id="rId7p-p1twm5xowzg0vuwarx">
         <w:r>
           <w:rPr>
             <w:rStyle w:val="Hyperlink"/>
@@ -979,7 +979,7 @@
       <w:r>
         <w:t xml:space="preserve"> — créé — </w:t>
       </w:r>
-      <w:hyperlink w:history="1" r:id="rIdgawspnlkpvablwwzzcpr4">
+      <w:hyperlink w:history="1" r:id="rIdpwnfvhsbjizpwcxktl8zf">
         <w:r>
           <w:rPr>
             <w:rStyle w:val="Hyperlink"/>
@@ -1008,7 +1008,7 @@
       <w:r>
         <w:t xml:space="preserve"> — modifié — </w:t>
       </w:r>
-      <w:hyperlink w:history="1" r:id="rIdywnjdd3wjngwyvg0t3m9g">
+      <w:hyperlink w:history="1" r:id="rId084ezmlccv8pki2efynya">
         <w:r>
           <w:rPr>
             <w:rStyle w:val="Hyperlink"/>
@@ -1045,7 +1045,7 @@
       <w:r>
         <w:t xml:space="preserve"> — modifié — </w:t>
       </w:r>
-      <w:hyperlink w:history="1" r:id="rIdydo7ulxdlbbh2au1oc8ar">
+      <w:hyperlink w:history="1" r:id="rIdf8ov5wdwlvjbcsnabbyk-">
         <w:r>
           <w:rPr>
             <w:rStyle w:val="Hyperlink"/>
@@ -1074,7 +1074,7 @@
       <w:r>
         <w:t xml:space="preserve"> — modifié — </w:t>
       </w:r>
-      <w:hyperlink w:history="1" r:id="rIdgzabicg4uh3qqwmzspepd">
+      <w:hyperlink w:history="1" r:id="rIdfs-avtcjxvkq1pmjtkohi">
         <w:r>
           <w:rPr>
             <w:rStyle w:val="Hyperlink"/>
@@ -1103,7 +1103,7 @@
       <w:r>
         <w:t xml:space="preserve"> — créé — </w:t>
       </w:r>
-      <w:hyperlink w:history="1" r:id="rIdzh7nnly8j9thgc8xion29">
+      <w:hyperlink w:history="1" r:id="rIdzf1eplg4gjl7te710os_h">
         <w:r>
           <w:rPr>
             <w:rStyle w:val="Hyperlink"/>
@@ -1132,7 +1132,7 @@
       <w:r>
         <w:t xml:space="preserve"> — modifié — </w:t>
       </w:r>
-      <w:hyperlink w:history="1" r:id="rIdedsi30g_2yezawc9e_ihg">
+      <w:hyperlink w:history="1" r:id="rId0bbpddykitar0lckuhsw3">
         <w:r>
           <w:rPr>
             <w:rStyle w:val="Hyperlink"/>
@@ -1169,7 +1169,7 @@
       <w:r>
         <w:t xml:space="preserve"> — modifié — </w:t>
       </w:r>
-      <w:hyperlink w:history="1" r:id="rIdgcu6ur4kffafojq7rzf90">
+      <w:hyperlink w:history="1" r:id="rIde7ofgsi1ewor5x_ihclpn">
         <w:r>
           <w:rPr>
             <w:rStyle w:val="Hyperlink"/>
@@ -1198,7 +1198,7 @@
       <w:r>
         <w:t xml:space="preserve"> — modifié — </w:t>
       </w:r>
-      <w:hyperlink w:history="1" r:id="rIdzhvptq3xehixfjnzqj50-">
+      <w:hyperlink w:history="1" r:id="rIdu12uq-ca2wq0qp-xirhpp">
         <w:r>
           <w:rPr>
             <w:rStyle w:val="Hyperlink"/>

--- a/docs/developpement/phases/word/PHASE_20_FACTURES_FOURNISSEURS.docx
+++ b/docs/developpement/phases/word/PHASE_20_FACTURES_FOURNISSEURS.docx
@@ -20,7 +20,7 @@
       <w:r>
         <w:t xml:space="preserve">FlaiX Expert · dossier de développement · généré le 2026-10-04 depuis le dépôt </w:t>
       </w:r>
-      <w:hyperlink w:history="1" r:id="rIdjleidnmsu7kosianvussm">
+      <w:hyperlink w:history="1" r:id="rIdiwl78eot8hmdrdmaanctt">
         <w:r>
           <w:rPr>
             <w:rStyle w:val="Hyperlink"/>
@@ -684,7 +684,7 @@
           <w:numId w:val="2"/>
         </w:numPr>
       </w:pPr>
-      <w:hyperlink w:history="1" r:id="rIdxx12x32b4n4pexguqvx61">
+      <w:hyperlink w:history="1" r:id="rId9pomf9m_qitfn5ged4qok">
         <w:r>
           <w:rPr>
             <w:rStyle w:val="Hyperlink"/>
@@ -704,7 +704,7 @@
           <w:numId w:val="2"/>
         </w:numPr>
       </w:pPr>
-      <w:hyperlink w:history="1" r:id="rId_dft05oda-pz_sa79hjoh">
+      <w:hyperlink w:history="1" r:id="rIdhhjfhwxivxlyuebovxu5w">
         <w:r>
           <w:rPr>
             <w:rStyle w:val="Hyperlink"/>
@@ -752,7 +752,7 @@
       <w:r>
         <w:t xml:space="preserve"> — créé — </w:t>
       </w:r>
-      <w:hyperlink w:history="1" r:id="rId8i1i6dfyixxue1b9wqzlh">
+      <w:hyperlink w:history="1" r:id="rIddwiuka8egkh6jnbcb9ilv">
         <w:r>
           <w:rPr>
             <w:rStyle w:val="Hyperlink"/>
@@ -789,7 +789,7 @@
       <w:r>
         <w:t xml:space="preserve"> — modifié — </w:t>
       </w:r>
-      <w:hyperlink w:history="1" r:id="rId-s9d8wsp9do_ysfzxsdg5">
+      <w:hyperlink w:history="1" r:id="rIdptbqsftb23_yltvqhukui">
         <w:r>
           <w:rPr>
             <w:rStyle w:val="Hyperlink"/>
@@ -818,7 +818,7 @@
       <w:r>
         <w:t xml:space="preserve"> — créé — </w:t>
       </w:r>
-      <w:hyperlink w:history="1" r:id="rIdkdulxdqlkhq_i_630pujt">
+      <w:hyperlink w:history="1" r:id="rIdguzqyls0ont9ov0sis4s_">
         <w:r>
           <w:rPr>
             <w:rStyle w:val="Hyperlink"/>
@@ -847,7 +847,7 @@
       <w:r>
         <w:t xml:space="preserve"> — créé — </w:t>
       </w:r>
-      <w:hyperlink w:history="1" r:id="rIdvct46-a0bu1y-_5z_26ns">
+      <w:hyperlink w:history="1" r:id="rIdsffk-j4wnasdwpog9mwbb">
         <w:r>
           <w:rPr>
             <w:rStyle w:val="Hyperlink"/>
@@ -884,7 +884,7 @@
       <w:r>
         <w:t xml:space="preserve"> — créé — </w:t>
       </w:r>
-      <w:hyperlink w:history="1" r:id="rIdv1rb6bd9aegliames0r8i">
+      <w:hyperlink w:history="1" r:id="rIdqmpvxuy_c9mvkrffhbssi">
         <w:r>
           <w:rPr>
             <w:rStyle w:val="Hyperlink"/>
@@ -913,7 +913,7 @@
       <w:r>
         <w:t xml:space="preserve"> — modifié — </w:t>
       </w:r>
-      <w:hyperlink w:history="1" r:id="rIdvuz8yusj1bakal1ssb3i0">
+      <w:hyperlink w:history="1" r:id="rIdpqknoj_crsgtsm2hq9o3l">
         <w:r>
           <w:rPr>
             <w:rStyle w:val="Hyperlink"/>
@@ -942,7 +942,7 @@
       <w:r>
         <w:t xml:space="preserve"> — modifié — </w:t>
       </w:r>
-      <w:hyperlink w:history="1" r:id="rId7p-p1twm5xowzg0vuwarx">
+      <w:hyperlink w:history="1" r:id="rIdkinthgektjbb_klqjccqk">
         <w:r>
           <w:rPr>
             <w:rStyle w:val="Hyperlink"/>
@@ -979,7 +979,7 @@
       <w:r>
         <w:t xml:space="preserve"> — créé — </w:t>
       </w:r>
-      <w:hyperlink w:history="1" r:id="rIdpwnfvhsbjizpwcxktl8zf">
+      <w:hyperlink w:history="1" r:id="rId_sjr13zuitc8swr-0pzp5">
         <w:r>
           <w:rPr>
             <w:rStyle w:val="Hyperlink"/>
@@ -1008,7 +1008,7 @@
       <w:r>
         <w:t xml:space="preserve"> — modifié — </w:t>
       </w:r>
-      <w:hyperlink w:history="1" r:id="rId084ezmlccv8pki2efynya">
+      <w:hyperlink w:history="1" r:id="rIdoj_s2iiimgih5pdilyav3">
         <w:r>
           <w:rPr>
             <w:rStyle w:val="Hyperlink"/>
@@ -1045,7 +1045,7 @@
       <w:r>
         <w:t xml:space="preserve"> — modifié — </w:t>
       </w:r>
-      <w:hyperlink w:history="1" r:id="rIdf8ov5wdwlvjbcsnabbyk-">
+      <w:hyperlink w:history="1" r:id="rIdhpemlzmpook4kjmmu4aml">
         <w:r>
           <w:rPr>
             <w:rStyle w:val="Hyperlink"/>
@@ -1074,7 +1074,7 @@
       <w:r>
         <w:t xml:space="preserve"> — modifié — </w:t>
       </w:r>
-      <w:hyperlink w:history="1" r:id="rIdfs-avtcjxvkq1pmjtkohi">
+      <w:hyperlink w:history="1" r:id="rIdoqrrr5zqc4-xpg2yt3i7h">
         <w:r>
           <w:rPr>
             <w:rStyle w:val="Hyperlink"/>
@@ -1103,7 +1103,7 @@
       <w:r>
         <w:t xml:space="preserve"> — créé — </w:t>
       </w:r>
-      <w:hyperlink w:history="1" r:id="rIdzf1eplg4gjl7te710os_h">
+      <w:hyperlink w:history="1" r:id="rIdprdc2ckyfuv6dp1b7drel">
         <w:r>
           <w:rPr>
             <w:rStyle w:val="Hyperlink"/>
@@ -1132,7 +1132,7 @@
       <w:r>
         <w:t xml:space="preserve"> — modifié — </w:t>
       </w:r>
-      <w:hyperlink w:history="1" r:id="rId0bbpddykitar0lckuhsw3">
+      <w:hyperlink w:history="1" r:id="rIde0td-9pkc4eh0j3hoa3fo">
         <w:r>
           <w:rPr>
             <w:rStyle w:val="Hyperlink"/>
@@ -1169,7 +1169,7 @@
       <w:r>
         <w:t xml:space="preserve"> — modifié — </w:t>
       </w:r>
-      <w:hyperlink w:history="1" r:id="rIde7ofgsi1ewor5x_ihclpn">
+      <w:hyperlink w:history="1" r:id="rIdysr1qvpywrzfqhpodqrrz">
         <w:r>
           <w:rPr>
             <w:rStyle w:val="Hyperlink"/>
@@ -1198,7 +1198,7 @@
       <w:r>
         <w:t xml:space="preserve"> — modifié — </w:t>
       </w:r>
-      <w:hyperlink w:history="1" r:id="rIdu12uq-ca2wq0qp-xirhpp">
+      <w:hyperlink w:history="1" r:id="rId6upj9crnxfccseoonahse">
         <w:r>
           <w:rPr>
             <w:rStyle w:val="Hyperlink"/>

--- a/docs/developpement/phases/word/PHASE_20_FACTURES_FOURNISSEURS.docx
+++ b/docs/developpement/phases/word/PHASE_20_FACTURES_FOURNISSEURS.docx
@@ -20,7 +20,7 @@
       <w:r>
         <w:t xml:space="preserve">FlaiX Expert · dossier de développement · généré le 2026-10-04 depuis le dépôt </w:t>
       </w:r>
-      <w:hyperlink w:history="1" r:id="rIdiwl78eot8hmdrdmaanctt">
+      <w:hyperlink w:history="1" r:id="rIdgqhco72r1erxibhde77bk">
         <w:r>
           <w:rPr>
             <w:rStyle w:val="Hyperlink"/>
@@ -684,7 +684,7 @@
           <w:numId w:val="2"/>
         </w:numPr>
       </w:pPr>
-      <w:hyperlink w:history="1" r:id="rId9pomf9m_qitfn5ged4qok">
+      <w:hyperlink w:history="1" r:id="rId3fijy3sullxpj45dtxxtv">
         <w:r>
           <w:rPr>
             <w:rStyle w:val="Hyperlink"/>
@@ -704,7 +704,7 @@
           <w:numId w:val="2"/>
         </w:numPr>
       </w:pPr>
-      <w:hyperlink w:history="1" r:id="rIdhhjfhwxivxlyuebovxu5w">
+      <w:hyperlink w:history="1" r:id="rIdlk2hho_58dxuzgjfnlx7y">
         <w:r>
           <w:rPr>
             <w:rStyle w:val="Hyperlink"/>
@@ -752,7 +752,7 @@
       <w:r>
         <w:t xml:space="preserve"> — créé — </w:t>
       </w:r>
-      <w:hyperlink w:history="1" r:id="rIddwiuka8egkh6jnbcb9ilv">
+      <w:hyperlink w:history="1" r:id="rIdiwgjkima36-6bgzdo6x9y">
         <w:r>
           <w:rPr>
             <w:rStyle w:val="Hyperlink"/>
@@ -789,7 +789,7 @@
       <w:r>
         <w:t xml:space="preserve"> — modifié — </w:t>
       </w:r>
-      <w:hyperlink w:history="1" r:id="rIdptbqsftb23_yltvqhukui">
+      <w:hyperlink w:history="1" r:id="rIdmds6dredpb5vhf70vmbtr">
         <w:r>
           <w:rPr>
             <w:rStyle w:val="Hyperlink"/>
@@ -818,7 +818,7 @@
       <w:r>
         <w:t xml:space="preserve"> — créé — </w:t>
       </w:r>
-      <w:hyperlink w:history="1" r:id="rIdguzqyls0ont9ov0sis4s_">
+      <w:hyperlink w:history="1" r:id="rIdkj08subvecpat3jana-ev">
         <w:r>
           <w:rPr>
             <w:rStyle w:val="Hyperlink"/>
@@ -847,7 +847,7 @@
       <w:r>
         <w:t xml:space="preserve"> — créé — </w:t>
       </w:r>
-      <w:hyperlink w:history="1" r:id="rIdsffk-j4wnasdwpog9mwbb">
+      <w:hyperlink w:history="1" r:id="rIdhdg0amz8tl5szkzuxy5yz">
         <w:r>
           <w:rPr>
             <w:rStyle w:val="Hyperlink"/>
@@ -884,7 +884,7 @@
       <w:r>
         <w:t xml:space="preserve"> — créé — </w:t>
       </w:r>
-      <w:hyperlink w:history="1" r:id="rIdqmpvxuy_c9mvkrffhbssi">
+      <w:hyperlink w:history="1" r:id="rIdxe2yi_l_hb9m5girumru0">
         <w:r>
           <w:rPr>
             <w:rStyle w:val="Hyperlink"/>
@@ -913,7 +913,7 @@
       <w:r>
         <w:t xml:space="preserve"> — modifié — </w:t>
       </w:r>
-      <w:hyperlink w:history="1" r:id="rIdpqknoj_crsgtsm2hq9o3l">
+      <w:hyperlink w:history="1" r:id="rIdwcwdfwhe6yxoepyn7msq_">
         <w:r>
           <w:rPr>
             <w:rStyle w:val="Hyperlink"/>
@@ -942,7 +942,7 @@
       <w:r>
         <w:t xml:space="preserve"> — modifié — </w:t>
       </w:r>
-      <w:hyperlink w:history="1" r:id="rIdkinthgektjbb_klqjccqk">
+      <w:hyperlink w:history="1" r:id="rIdu6pz0wo4jsk6rrx4auevd">
         <w:r>
           <w:rPr>
             <w:rStyle w:val="Hyperlink"/>
@@ -979,7 +979,7 @@
       <w:r>
         <w:t xml:space="preserve"> — créé — </w:t>
       </w:r>
-      <w:hyperlink w:history="1" r:id="rId_sjr13zuitc8swr-0pzp5">
+      <w:hyperlink w:history="1" r:id="rIdd7wceo5dthq-lh5--_7y1">
         <w:r>
           <w:rPr>
             <w:rStyle w:val="Hyperlink"/>
@@ -1008,7 +1008,7 @@
       <w:r>
         <w:t xml:space="preserve"> — modifié — </w:t>
       </w:r>
-      <w:hyperlink w:history="1" r:id="rIdoj_s2iiimgih5pdilyav3">
+      <w:hyperlink w:history="1" r:id="rIda_jbmgledrzndp1utinta">
         <w:r>
           <w:rPr>
             <w:rStyle w:val="Hyperlink"/>
@@ -1045,7 +1045,7 @@
       <w:r>
         <w:t xml:space="preserve"> — modifié — </w:t>
       </w:r>
-      <w:hyperlink w:history="1" r:id="rIdhpemlzmpook4kjmmu4aml">
+      <w:hyperlink w:history="1" r:id="rIdiejrrcgrkrgqnquanppxf">
         <w:r>
           <w:rPr>
             <w:rStyle w:val="Hyperlink"/>
@@ -1074,7 +1074,7 @@
       <w:r>
         <w:t xml:space="preserve"> — modifié — </w:t>
       </w:r>
-      <w:hyperlink w:history="1" r:id="rIdoqrrr5zqc4-xpg2yt3i7h">
+      <w:hyperlink w:history="1" r:id="rIdfzgqkxqeetaeh2whbi_3t">
         <w:r>
           <w:rPr>
             <w:rStyle w:val="Hyperlink"/>
@@ -1103,7 +1103,7 @@
       <w:r>
         <w:t xml:space="preserve"> — créé — </w:t>
       </w:r>
-      <w:hyperlink w:history="1" r:id="rIdprdc2ckyfuv6dp1b7drel">
+      <w:hyperlink w:history="1" r:id="rIdl7yhqb3v0l60dtwnedbri">
         <w:r>
           <w:rPr>
             <w:rStyle w:val="Hyperlink"/>
@@ -1132,7 +1132,7 @@
       <w:r>
         <w:t xml:space="preserve"> — modifié — </w:t>
       </w:r>
-      <w:hyperlink w:history="1" r:id="rIde0td-9pkc4eh0j3hoa3fo">
+      <w:hyperlink w:history="1" r:id="rIdlrprylg2cacfm9blcvzbe">
         <w:r>
           <w:rPr>
             <w:rStyle w:val="Hyperlink"/>
@@ -1169,7 +1169,7 @@
       <w:r>
         <w:t xml:space="preserve"> — modifié — </w:t>
       </w:r>
-      <w:hyperlink w:history="1" r:id="rIdysr1qvpywrzfqhpodqrrz">
+      <w:hyperlink w:history="1" r:id="rIdir8vjrv7xxt8rx34v8nnj">
         <w:r>
           <w:rPr>
             <w:rStyle w:val="Hyperlink"/>
@@ -1198,7 +1198,7 @@
       <w:r>
         <w:t xml:space="preserve"> — modifié — </w:t>
       </w:r>
-      <w:hyperlink w:history="1" r:id="rId6upj9crnxfccseoonahse">
+      <w:hyperlink w:history="1" r:id="rIdsfs3ok-5bba8hk9o-zlmv">
         <w:r>
           <w:rPr>
             <w:rStyle w:val="Hyperlink"/>

--- a/docs/developpement/phases/word/PHASE_20_FACTURES_FOURNISSEURS.docx
+++ b/docs/developpement/phases/word/PHASE_20_FACTURES_FOURNISSEURS.docx
@@ -20,7 +20,7 @@
       <w:r>
         <w:t xml:space="preserve">FlaiX Expert · dossier de développement · généré le 2026-10-04 depuis le dépôt </w:t>
       </w:r>
-      <w:hyperlink w:history="1" r:id="rIdgqhco72r1erxibhde77bk">
+      <w:hyperlink w:history="1" r:id="rIdbpglactjwbja0bj19a7yt">
         <w:r>
           <w:rPr>
             <w:rStyle w:val="Hyperlink"/>
@@ -684,7 +684,7 @@
           <w:numId w:val="2"/>
         </w:numPr>
       </w:pPr>
-      <w:hyperlink w:history="1" r:id="rId3fijy3sullxpj45dtxxtv">
+      <w:hyperlink w:history="1" r:id="rIdlafgu-2cexlo_hgay6sbk">
         <w:r>
           <w:rPr>
             <w:rStyle w:val="Hyperlink"/>
@@ -704,7 +704,7 @@
           <w:numId w:val="2"/>
         </w:numPr>
       </w:pPr>
-      <w:hyperlink w:history="1" r:id="rIdlk2hho_58dxuzgjfnlx7y">
+      <w:hyperlink w:history="1" r:id="rId1h1k4l4p1qrjwv28weq7r">
         <w:r>
           <w:rPr>
             <w:rStyle w:val="Hyperlink"/>
@@ -752,7 +752,7 @@
       <w:r>
         <w:t xml:space="preserve"> — créé — </w:t>
       </w:r>
-      <w:hyperlink w:history="1" r:id="rIdiwgjkima36-6bgzdo6x9y">
+      <w:hyperlink w:history="1" r:id="rId0tv8xwue2g6vbeoqnyffm">
         <w:r>
           <w:rPr>
             <w:rStyle w:val="Hyperlink"/>
@@ -789,7 +789,7 @@
       <w:r>
         <w:t xml:space="preserve"> — modifié — </w:t>
       </w:r>
-      <w:hyperlink w:history="1" r:id="rIdmds6dredpb5vhf70vmbtr">
+      <w:hyperlink w:history="1" r:id="rIdqvk8-xw6jfujfmqssrf99">
         <w:r>
           <w:rPr>
             <w:rStyle w:val="Hyperlink"/>
@@ -818,7 +818,7 @@
       <w:r>
         <w:t xml:space="preserve"> — créé — </w:t>
       </w:r>
-      <w:hyperlink w:history="1" r:id="rIdkj08subvecpat3jana-ev">
+      <w:hyperlink w:history="1" r:id="rId2m6tqobrivl9dzo7edryc">
         <w:r>
           <w:rPr>
             <w:rStyle w:val="Hyperlink"/>
@@ -847,7 +847,7 @@
       <w:r>
         <w:t xml:space="preserve"> — créé — </w:t>
       </w:r>
-      <w:hyperlink w:history="1" r:id="rIdhdg0amz8tl5szkzuxy5yz">
+      <w:hyperlink w:history="1" r:id="rIdv8ptagkpfxnybsfwel7hm">
         <w:r>
           <w:rPr>
             <w:rStyle w:val="Hyperlink"/>
@@ -884,7 +884,7 @@
       <w:r>
         <w:t xml:space="preserve"> — créé — </w:t>
       </w:r>
-      <w:hyperlink w:history="1" r:id="rIdxe2yi_l_hb9m5girumru0">
+      <w:hyperlink w:history="1" r:id="rIdcx10v3toyf1nd4xotwwyn">
         <w:r>
           <w:rPr>
             <w:rStyle w:val="Hyperlink"/>
@@ -913,7 +913,7 @@
       <w:r>
         <w:t xml:space="preserve"> — modifié — </w:t>
       </w:r>
-      <w:hyperlink w:history="1" r:id="rIdwcwdfwhe6yxoepyn7msq_">
+      <w:hyperlink w:history="1" r:id="rIdgfndoyytqtsvl5w6ow-pe">
         <w:r>
           <w:rPr>
             <w:rStyle w:val="Hyperlink"/>
@@ -942,7 +942,7 @@
       <w:r>
         <w:t xml:space="preserve"> — modifié — </w:t>
       </w:r>
-      <w:hyperlink w:history="1" r:id="rIdu6pz0wo4jsk6rrx4auevd">
+      <w:hyperlink w:history="1" r:id="rIdn-kd4icpac5h759uqqbe_">
         <w:r>
           <w:rPr>
             <w:rStyle w:val="Hyperlink"/>
@@ -979,7 +979,7 @@
       <w:r>
         <w:t xml:space="preserve"> — créé — </w:t>
       </w:r>
-      <w:hyperlink w:history="1" r:id="rIdd7wceo5dthq-lh5--_7y1">
+      <w:hyperlink w:history="1" r:id="rIdcgmtlimt3py7nmrmtjq3h">
         <w:r>
           <w:rPr>
             <w:rStyle w:val="Hyperlink"/>
@@ -1008,7 +1008,7 @@
       <w:r>
         <w:t xml:space="preserve"> — modifié — </w:t>
       </w:r>
-      <w:hyperlink w:history="1" r:id="rIda_jbmgledrzndp1utinta">
+      <w:hyperlink w:history="1" r:id="rIdoqmuxeprl2vdxmk3npfjq">
         <w:r>
           <w:rPr>
             <w:rStyle w:val="Hyperlink"/>
@@ -1045,7 +1045,7 @@
       <w:r>
         <w:t xml:space="preserve"> — modifié — </w:t>
       </w:r>
-      <w:hyperlink w:history="1" r:id="rIdiejrrcgrkrgqnquanppxf">
+      <w:hyperlink w:history="1" r:id="rIdzb1m1ftxgeuqq1o2gfw4x">
         <w:r>
           <w:rPr>
             <w:rStyle w:val="Hyperlink"/>
@@ -1074,7 +1074,7 @@
       <w:r>
         <w:t xml:space="preserve"> — modifié — </w:t>
       </w:r>
-      <w:hyperlink w:history="1" r:id="rIdfzgqkxqeetaeh2whbi_3t">
+      <w:hyperlink w:history="1" r:id="rIdih5yeegfddy02dpwvqyfe">
         <w:r>
           <w:rPr>
             <w:rStyle w:val="Hyperlink"/>
@@ -1103,7 +1103,7 @@
       <w:r>
         <w:t xml:space="preserve"> — créé — </w:t>
       </w:r>
-      <w:hyperlink w:history="1" r:id="rIdl7yhqb3v0l60dtwnedbri">
+      <w:hyperlink w:history="1" r:id="rId1-6im6ej_ijlusslyph8o">
         <w:r>
           <w:rPr>
             <w:rStyle w:val="Hyperlink"/>
@@ -1132,7 +1132,7 @@
       <w:r>
         <w:t xml:space="preserve"> — modifié — </w:t>
       </w:r>
-      <w:hyperlink w:history="1" r:id="rIdlrprylg2cacfm9blcvzbe">
+      <w:hyperlink w:history="1" r:id="rId3gow-nbstor5uoq44quec">
         <w:r>
           <w:rPr>
             <w:rStyle w:val="Hyperlink"/>
@@ -1169,7 +1169,7 @@
       <w:r>
         <w:t xml:space="preserve"> — modifié — </w:t>
       </w:r>
-      <w:hyperlink w:history="1" r:id="rIdir8vjrv7xxt8rx34v8nnj">
+      <w:hyperlink w:history="1" r:id="rIdhxbxckukswtjfn90ptmgc">
         <w:r>
           <w:rPr>
             <w:rStyle w:val="Hyperlink"/>
@@ -1198,7 +1198,7 @@
       <w:r>
         <w:t xml:space="preserve"> — modifié — </w:t>
       </w:r>
-      <w:hyperlink w:history="1" r:id="rIdsfs3ok-5bba8hk9o-zlmv">
+      <w:hyperlink w:history="1" r:id="rIdmppqr_bhu7l1bcklxrdlx">
         <w:r>
           <w:rPr>
             <w:rStyle w:val="Hyperlink"/>

--- a/docs/developpement/phases/word/PHASE_20_FACTURES_FOURNISSEURS.docx
+++ b/docs/developpement/phases/word/PHASE_20_FACTURES_FOURNISSEURS.docx
@@ -20,7 +20,7 @@
       <w:r>
         <w:t xml:space="preserve">FlaiX Expert · dossier de développement · généré le 2026-10-04 depuis le dépôt </w:t>
       </w:r>
-      <w:hyperlink w:history="1" r:id="rIdbpglactjwbja0bj19a7yt">
+      <w:hyperlink w:history="1" r:id="rIdrron4zkuwn7fotxidg7kb">
         <w:r>
           <w:rPr>
             <w:rStyle w:val="Hyperlink"/>
@@ -684,7 +684,7 @@
           <w:numId w:val="2"/>
         </w:numPr>
       </w:pPr>
-      <w:hyperlink w:history="1" r:id="rIdlafgu-2cexlo_hgay6sbk">
+      <w:hyperlink w:history="1" r:id="rIdy2so3cav8osh3u8jq6bzw">
         <w:r>
           <w:rPr>
             <w:rStyle w:val="Hyperlink"/>
@@ -704,7 +704,7 @@
           <w:numId w:val="2"/>
         </w:numPr>
       </w:pPr>
-      <w:hyperlink w:history="1" r:id="rId1h1k4l4p1qrjwv28weq7r">
+      <w:hyperlink w:history="1" r:id="rId7qcqlvjzde--11xnmr4qi">
         <w:r>
           <w:rPr>
             <w:rStyle w:val="Hyperlink"/>
@@ -752,7 +752,7 @@
       <w:r>
         <w:t xml:space="preserve"> — créé — </w:t>
       </w:r>
-      <w:hyperlink w:history="1" r:id="rId0tv8xwue2g6vbeoqnyffm">
+      <w:hyperlink w:history="1" r:id="rIdltl10yf--kmkvbie3gvzf">
         <w:r>
           <w:rPr>
             <w:rStyle w:val="Hyperlink"/>
@@ -789,7 +789,7 @@
       <w:r>
         <w:t xml:space="preserve"> — modifié — </w:t>
       </w:r>
-      <w:hyperlink w:history="1" r:id="rIdqvk8-xw6jfujfmqssrf99">
+      <w:hyperlink w:history="1" r:id="rIdevj-jpnwyo0kp7fm0sgj4">
         <w:r>
           <w:rPr>
             <w:rStyle w:val="Hyperlink"/>
@@ -818,7 +818,7 @@
       <w:r>
         <w:t xml:space="preserve"> — créé — </w:t>
       </w:r>
-      <w:hyperlink w:history="1" r:id="rId2m6tqobrivl9dzo7edryc">
+      <w:hyperlink w:history="1" r:id="rId9_r6sdz0kbwkyt0asg_yd">
         <w:r>
           <w:rPr>
             <w:rStyle w:val="Hyperlink"/>
@@ -847,7 +847,7 @@
       <w:r>
         <w:t xml:space="preserve"> — créé — </w:t>
       </w:r>
-      <w:hyperlink w:history="1" r:id="rIdv8ptagkpfxnybsfwel7hm">
+      <w:hyperlink w:history="1" r:id="rIdd1c6nsr1lzyyznjmotlga">
         <w:r>
           <w:rPr>
             <w:rStyle w:val="Hyperlink"/>
@@ -884,7 +884,7 @@
       <w:r>
         <w:t xml:space="preserve"> — créé — </w:t>
       </w:r>
-      <w:hyperlink w:history="1" r:id="rIdcx10v3toyf1nd4xotwwyn">
+      <w:hyperlink w:history="1" r:id="rIdcu6ewlvz0bgwbd7famjse">
         <w:r>
           <w:rPr>
             <w:rStyle w:val="Hyperlink"/>
@@ -913,7 +913,7 @@
       <w:r>
         <w:t xml:space="preserve"> — modifié — </w:t>
       </w:r>
-      <w:hyperlink w:history="1" r:id="rIdgfndoyytqtsvl5w6ow-pe">
+      <w:hyperlink w:history="1" r:id="rIdiqf1rakybbyojdqbpu7ym">
         <w:r>
           <w:rPr>
             <w:rStyle w:val="Hyperlink"/>
@@ -942,7 +942,7 @@
       <w:r>
         <w:t xml:space="preserve"> — modifié — </w:t>
       </w:r>
-      <w:hyperlink w:history="1" r:id="rIdn-kd4icpac5h759uqqbe_">
+      <w:hyperlink w:history="1" r:id="rIdi9v8ygf9jgojjdpaibw3p">
         <w:r>
           <w:rPr>
             <w:rStyle w:val="Hyperlink"/>
@@ -979,7 +979,7 @@
       <w:r>
         <w:t xml:space="preserve"> — créé — </w:t>
       </w:r>
-      <w:hyperlink w:history="1" r:id="rIdcgmtlimt3py7nmrmtjq3h">
+      <w:hyperlink w:history="1" r:id="rIdxudtxdmkd-irdsn7czc85">
         <w:r>
           <w:rPr>
             <w:rStyle w:val="Hyperlink"/>
@@ -1008,7 +1008,7 @@
       <w:r>
         <w:t xml:space="preserve"> — modifié — </w:t>
       </w:r>
-      <w:hyperlink w:history="1" r:id="rIdoqmuxeprl2vdxmk3npfjq">
+      <w:hyperlink w:history="1" r:id="rIdsher3i0xrtye0ewjzmfjy">
         <w:r>
           <w:rPr>
             <w:rStyle w:val="Hyperlink"/>
@@ -1045,7 +1045,7 @@
       <w:r>
         <w:t xml:space="preserve"> — modifié — </w:t>
       </w:r>
-      <w:hyperlink w:history="1" r:id="rIdzb1m1ftxgeuqq1o2gfw4x">
+      <w:hyperlink w:history="1" r:id="rIdoqistmcywfdnpa3nez3e6">
         <w:r>
           <w:rPr>
             <w:rStyle w:val="Hyperlink"/>
@@ -1074,7 +1074,7 @@
       <w:r>
         <w:t xml:space="preserve"> — modifié — </w:t>
       </w:r>
-      <w:hyperlink w:history="1" r:id="rIdih5yeegfddy02dpwvqyfe">
+      <w:hyperlink w:history="1" r:id="rIdkeahwhumr7ahiofn4i530">
         <w:r>
           <w:rPr>
             <w:rStyle w:val="Hyperlink"/>
@@ -1103,7 +1103,7 @@
       <w:r>
         <w:t xml:space="preserve"> — créé — </w:t>
       </w:r>
-      <w:hyperlink w:history="1" r:id="rId1-6im6ej_ijlusslyph8o">
+      <w:hyperlink w:history="1" r:id="rIdf1307j69rwy5dufoqv0va">
         <w:r>
           <w:rPr>
             <w:rStyle w:val="Hyperlink"/>
@@ -1132,7 +1132,7 @@
       <w:r>
         <w:t xml:space="preserve"> — modifié — </w:t>
       </w:r>
-      <w:hyperlink w:history="1" r:id="rId3gow-nbstor5uoq44quec">
+      <w:hyperlink w:history="1" r:id="rIdjug476ort-czk_k4yuteo">
         <w:r>
           <w:rPr>
             <w:rStyle w:val="Hyperlink"/>
@@ -1169,7 +1169,7 @@
       <w:r>
         <w:t xml:space="preserve"> — modifié — </w:t>
       </w:r>
-      <w:hyperlink w:history="1" r:id="rIdhxbxckukswtjfn90ptmgc">
+      <w:hyperlink w:history="1" r:id="rIdshydngli5qusk9pri3k9n">
         <w:r>
           <w:rPr>
             <w:rStyle w:val="Hyperlink"/>
@@ -1198,7 +1198,7 @@
       <w:r>
         <w:t xml:space="preserve"> — modifié — </w:t>
       </w:r>
-      <w:hyperlink w:history="1" r:id="rIdmppqr_bhu7l1bcklxrdlx">
+      <w:hyperlink w:history="1" r:id="rIdzsn5fcnxvf1i0_7gsvpqt">
         <w:r>
           <w:rPr>
             <w:rStyle w:val="Hyperlink"/>

--- a/docs/developpement/phases/word/PHASE_20_FACTURES_FOURNISSEURS.docx
+++ b/docs/developpement/phases/word/PHASE_20_FACTURES_FOURNISSEURS.docx
@@ -18,9 +18,9 @@
         <w:shd w:fill="F6F3FF" w:color="auto" w:val="clear"/>
       </w:pPr>
       <w:r>
-        <w:t xml:space="preserve">FlaiX Expert · dossier de développement · généré le 2026-10-04 depuis le dépôt </w:t>
-      </w:r>
-      <w:hyperlink w:history="1" r:id="rIdrron4zkuwn7fotxidg7kb">
+        <w:t xml:space="preserve">FlaiX Expert · dossier de développement · généré le 2026-10-19 depuis le dépôt </w:t>
+      </w:r>
+      <w:hyperlink w:history="1" r:id="rId8-5px4tkiue0vbhapu3yh">
         <w:r>
           <w:rPr>
             <w:rStyle w:val="Hyperlink"/>
@@ -684,7 +684,7 @@
           <w:numId w:val="2"/>
         </w:numPr>
       </w:pPr>
-      <w:hyperlink w:history="1" r:id="rIdy2so3cav8osh3u8jq6bzw">
+      <w:hyperlink w:history="1" r:id="rId0kgxbqxenxq4r7eqvv_kl">
         <w:r>
           <w:rPr>
             <w:rStyle w:val="Hyperlink"/>
@@ -704,7 +704,7 @@
           <w:numId w:val="2"/>
         </w:numPr>
       </w:pPr>
-      <w:hyperlink w:history="1" r:id="rId7qcqlvjzde--11xnmr4qi">
+      <w:hyperlink w:history="1" r:id="rIdbjr8tmdzmsfhb4he55fcn">
         <w:r>
           <w:rPr>
             <w:rStyle w:val="Hyperlink"/>
@@ -752,7 +752,7 @@
       <w:r>
         <w:t xml:space="preserve"> — créé — </w:t>
       </w:r>
-      <w:hyperlink w:history="1" r:id="rIdltl10yf--kmkvbie3gvzf">
+      <w:hyperlink w:history="1" r:id="rIdqgbjduhoodzqvdxqgj5_i">
         <w:r>
           <w:rPr>
             <w:rStyle w:val="Hyperlink"/>
@@ -789,7 +789,7 @@
       <w:r>
         <w:t xml:space="preserve"> — modifié — </w:t>
       </w:r>
-      <w:hyperlink w:history="1" r:id="rIdevj-jpnwyo0kp7fm0sgj4">
+      <w:hyperlink w:history="1" r:id="rId5brpbfxic99oirytgltld">
         <w:r>
           <w:rPr>
             <w:rStyle w:val="Hyperlink"/>
@@ -818,7 +818,7 @@
       <w:r>
         <w:t xml:space="preserve"> — créé — </w:t>
       </w:r>
-      <w:hyperlink w:history="1" r:id="rId9_r6sdz0kbwkyt0asg_yd">
+      <w:hyperlink w:history="1" r:id="rIdzy-fqsx-fsgkv8jg3phj0">
         <w:r>
           <w:rPr>
             <w:rStyle w:val="Hyperlink"/>
@@ -847,7 +847,7 @@
       <w:r>
         <w:t xml:space="preserve"> — créé — </w:t>
       </w:r>
-      <w:hyperlink w:history="1" r:id="rIdd1c6nsr1lzyyznjmotlga">
+      <w:hyperlink w:history="1" r:id="rIdavdrbxcovbvg1vfe4a--n">
         <w:r>
           <w:rPr>
             <w:rStyle w:val="Hyperlink"/>
@@ -884,7 +884,7 @@
       <w:r>
         <w:t xml:space="preserve"> — créé — </w:t>
       </w:r>
-      <w:hyperlink w:history="1" r:id="rIdcu6ewlvz0bgwbd7famjse">
+      <w:hyperlink w:history="1" r:id="rIdlys2uzhmg1d6ipuj24w9c">
         <w:r>
           <w:rPr>
             <w:rStyle w:val="Hyperlink"/>
@@ -913,7 +913,7 @@
       <w:r>
         <w:t xml:space="preserve"> — modifié — </w:t>
       </w:r>
-      <w:hyperlink w:history="1" r:id="rIdiqf1rakybbyojdqbpu7ym">
+      <w:hyperlink w:history="1" r:id="rId3a4vvw3gvvmztejj4rcj6">
         <w:r>
           <w:rPr>
             <w:rStyle w:val="Hyperlink"/>
@@ -942,7 +942,7 @@
       <w:r>
         <w:t xml:space="preserve"> — modifié — </w:t>
       </w:r>
-      <w:hyperlink w:history="1" r:id="rIdi9v8ygf9jgojjdpaibw3p">
+      <w:hyperlink w:history="1" r:id="rIdraxbdbz0kdg9ju6dtx_ok">
         <w:r>
           <w:rPr>
             <w:rStyle w:val="Hyperlink"/>
@@ -979,7 +979,7 @@
       <w:r>
         <w:t xml:space="preserve"> — créé — </w:t>
       </w:r>
-      <w:hyperlink w:history="1" r:id="rIdxudtxdmkd-irdsn7czc85">
+      <w:hyperlink w:history="1" r:id="rId5cikymblam46ohkc0ggtv">
         <w:r>
           <w:rPr>
             <w:rStyle w:val="Hyperlink"/>
@@ -1008,7 +1008,7 @@
       <w:r>
         <w:t xml:space="preserve"> — modifié — </w:t>
       </w:r>
-      <w:hyperlink w:history="1" r:id="rIdsher3i0xrtye0ewjzmfjy">
+      <w:hyperlink w:history="1" r:id="rIdrzerjdjpx7kgfwrjhxkd9">
         <w:r>
           <w:rPr>
             <w:rStyle w:val="Hyperlink"/>
@@ -1045,7 +1045,7 @@
       <w:r>
         <w:t xml:space="preserve"> — modifié — </w:t>
       </w:r>
-      <w:hyperlink w:history="1" r:id="rIdoqistmcywfdnpa3nez3e6">
+      <w:hyperlink w:history="1" r:id="rId-zwbj55p5h0wityordu-x">
         <w:r>
           <w:rPr>
             <w:rStyle w:val="Hyperlink"/>
@@ -1074,7 +1074,7 @@
       <w:r>
         <w:t xml:space="preserve"> — modifié — </w:t>
       </w:r>
-      <w:hyperlink w:history="1" r:id="rIdkeahwhumr7ahiofn4i530">
+      <w:hyperlink w:history="1" r:id="rIdahz6xqwrw0cteh2wr_wrs">
         <w:r>
           <w:rPr>
             <w:rStyle w:val="Hyperlink"/>
@@ -1103,7 +1103,7 @@
       <w:r>
         <w:t xml:space="preserve"> — créé — </w:t>
       </w:r>
-      <w:hyperlink w:history="1" r:id="rIdf1307j69rwy5dufoqv0va">
+      <w:hyperlink w:history="1" r:id="rId2ik45cvptuneqztmbjm-w">
         <w:r>
           <w:rPr>
             <w:rStyle w:val="Hyperlink"/>
@@ -1132,7 +1132,7 @@
       <w:r>
         <w:t xml:space="preserve"> — modifié — </w:t>
       </w:r>
-      <w:hyperlink w:history="1" r:id="rIdjug476ort-czk_k4yuteo">
+      <w:hyperlink w:history="1" r:id="rIdqhkv7jozqmznxyva_atp3">
         <w:r>
           <w:rPr>
             <w:rStyle w:val="Hyperlink"/>
@@ -1169,7 +1169,7 @@
       <w:r>
         <w:t xml:space="preserve"> — modifié — </w:t>
       </w:r>
-      <w:hyperlink w:history="1" r:id="rIdshydngli5qusk9pri3k9n">
+      <w:hyperlink w:history="1" r:id="rIdspc2blbndaicn8mgytak3">
         <w:r>
           <w:rPr>
             <w:rStyle w:val="Hyperlink"/>
@@ -1198,7 +1198,7 @@
       <w:r>
         <w:t xml:space="preserve"> — modifié — </w:t>
       </w:r>
-      <w:hyperlink w:history="1" r:id="rIdzsn5fcnxvf1i0_7gsvpqt">
+      <w:hyperlink w:history="1" r:id="rIdxt2tyu-zmxmzbpvj5hywj">
         <w:r>
           <w:rPr>
             <w:rStyle w:val="Hyperlink"/>

--- a/docs/developpement/phases/word/PHASE_20_FACTURES_FOURNISSEURS.docx
+++ b/docs/developpement/phases/word/PHASE_20_FACTURES_FOURNISSEURS.docx
@@ -20,7 +20,7 @@
       <w:r>
         <w:t xml:space="preserve">FlaiX Expert · dossier de développement · généré le 2026-10-19 depuis le dépôt </w:t>
       </w:r>
-      <w:hyperlink w:history="1" r:id="rId8-5px4tkiue0vbhapu3yh">
+      <w:hyperlink w:history="1" r:id="rIdnv9fpws7w0hlf10ra_6i3">
         <w:r>
           <w:rPr>
             <w:rStyle w:val="Hyperlink"/>
@@ -684,7 +684,7 @@
           <w:numId w:val="2"/>
         </w:numPr>
       </w:pPr>
-      <w:hyperlink w:history="1" r:id="rId0kgxbqxenxq4r7eqvv_kl">
+      <w:hyperlink w:history="1" r:id="rIdjfqcpfsuoyxelyi8g6fnf">
         <w:r>
           <w:rPr>
             <w:rStyle w:val="Hyperlink"/>
@@ -704,7 +704,7 @@
           <w:numId w:val="2"/>
         </w:numPr>
       </w:pPr>
-      <w:hyperlink w:history="1" r:id="rIdbjr8tmdzmsfhb4he55fcn">
+      <w:hyperlink w:history="1" r:id="rId90n8qb5soa505yap-wg0j">
         <w:r>
           <w:rPr>
             <w:rStyle w:val="Hyperlink"/>
@@ -752,7 +752,7 @@
       <w:r>
         <w:t xml:space="preserve"> — créé — </w:t>
       </w:r>
-      <w:hyperlink w:history="1" r:id="rIdqgbjduhoodzqvdxqgj5_i">
+      <w:hyperlink w:history="1" r:id="rIdhpv8okiht07nsp_cjfxkr">
         <w:r>
           <w:rPr>
             <w:rStyle w:val="Hyperlink"/>
@@ -789,7 +789,7 @@
       <w:r>
         <w:t xml:space="preserve"> — modifié — </w:t>
       </w:r>
-      <w:hyperlink w:history="1" r:id="rId5brpbfxic99oirytgltld">
+      <w:hyperlink w:history="1" r:id="rIdr0xe0nnvvwqrte7bqskqo">
         <w:r>
           <w:rPr>
             <w:rStyle w:val="Hyperlink"/>
@@ -818,7 +818,7 @@
       <w:r>
         <w:t xml:space="preserve"> — créé — </w:t>
       </w:r>
-      <w:hyperlink w:history="1" r:id="rIdzy-fqsx-fsgkv8jg3phj0">
+      <w:hyperlink w:history="1" r:id="rIdvbawkrqisq3xhvyugxek0">
         <w:r>
           <w:rPr>
             <w:rStyle w:val="Hyperlink"/>
@@ -847,7 +847,7 @@
       <w:r>
         <w:t xml:space="preserve"> — créé — </w:t>
       </w:r>
-      <w:hyperlink w:history="1" r:id="rIdavdrbxcovbvg1vfe4a--n">
+      <w:hyperlink w:history="1" r:id="rId5dtnnymx_68jmzin6lv_l">
         <w:r>
           <w:rPr>
             <w:rStyle w:val="Hyperlink"/>
@@ -884,7 +884,7 @@
       <w:r>
         <w:t xml:space="preserve"> — créé — </w:t>
       </w:r>
-      <w:hyperlink w:history="1" r:id="rIdlys2uzhmg1d6ipuj24w9c">
+      <w:hyperlink w:history="1" r:id="rId4jfnd9u6bmmt8sdg4l_xp">
         <w:r>
           <w:rPr>
             <w:rStyle w:val="Hyperlink"/>
@@ -913,7 +913,7 @@
       <w:r>
         <w:t xml:space="preserve"> — modifié — </w:t>
       </w:r>
-      <w:hyperlink w:history="1" r:id="rId3a4vvw3gvvmztejj4rcj6">
+      <w:hyperlink w:history="1" r:id="rIdinbnnohdiwu65t50tx-pq">
         <w:r>
           <w:rPr>
             <w:rStyle w:val="Hyperlink"/>
@@ -942,7 +942,7 @@
       <w:r>
         <w:t xml:space="preserve"> — modifié — </w:t>
       </w:r>
-      <w:hyperlink w:history="1" r:id="rIdraxbdbz0kdg9ju6dtx_ok">
+      <w:hyperlink w:history="1" r:id="rIdhujfxjsxesjrrl1p2rkwk">
         <w:r>
           <w:rPr>
             <w:rStyle w:val="Hyperlink"/>
@@ -979,7 +979,7 @@
       <w:r>
         <w:t xml:space="preserve"> — créé — </w:t>
       </w:r>
-      <w:hyperlink w:history="1" r:id="rId5cikymblam46ohkc0ggtv">
+      <w:hyperlink w:history="1" r:id="rIdprvlabgqnys8vbcecutax">
         <w:r>
           <w:rPr>
             <w:rStyle w:val="Hyperlink"/>
@@ -1008,7 +1008,7 @@
       <w:r>
         <w:t xml:space="preserve"> — modifié — </w:t>
       </w:r>
-      <w:hyperlink w:history="1" r:id="rIdrzerjdjpx7kgfwrjhxkd9">
+      <w:hyperlink w:history="1" r:id="rId0u9io2ripfgo5wb3_4ydg">
         <w:r>
           <w:rPr>
             <w:rStyle w:val="Hyperlink"/>
@@ -1045,7 +1045,7 @@
       <w:r>
         <w:t xml:space="preserve"> — modifié — </w:t>
       </w:r>
-      <w:hyperlink w:history="1" r:id="rId-zwbj55p5h0wityordu-x">
+      <w:hyperlink w:history="1" r:id="rIdvfuqsotkro6vgv-vpzpkk">
         <w:r>
           <w:rPr>
             <w:rStyle w:val="Hyperlink"/>
@@ -1074,7 +1074,7 @@
       <w:r>
         <w:t xml:space="preserve"> — modifié — </w:t>
       </w:r>
-      <w:hyperlink w:history="1" r:id="rIdahz6xqwrw0cteh2wr_wrs">
+      <w:hyperlink w:history="1" r:id="rIdfcgwleo88wpigq7kroo5a">
         <w:r>
           <w:rPr>
             <w:rStyle w:val="Hyperlink"/>
@@ -1103,7 +1103,7 @@
       <w:r>
         <w:t xml:space="preserve"> — créé — </w:t>
       </w:r>
-      <w:hyperlink w:history="1" r:id="rId2ik45cvptuneqztmbjm-w">
+      <w:hyperlink w:history="1" r:id="rIdsy7ohzdjczw0ttr_odvfp">
         <w:r>
           <w:rPr>
             <w:rStyle w:val="Hyperlink"/>
@@ -1132,7 +1132,7 @@
       <w:r>
         <w:t xml:space="preserve"> — modifié — </w:t>
       </w:r>
-      <w:hyperlink w:history="1" r:id="rIdqhkv7jozqmznxyva_atp3">
+      <w:hyperlink w:history="1" r:id="rIdmalqvmz7cmmvfsqjsqmrh">
         <w:r>
           <w:rPr>
             <w:rStyle w:val="Hyperlink"/>
@@ -1169,7 +1169,7 @@
       <w:r>
         <w:t xml:space="preserve"> — modifié — </w:t>
       </w:r>
-      <w:hyperlink w:history="1" r:id="rIdspc2blbndaicn8mgytak3">
+      <w:hyperlink w:history="1" r:id="rIdkymtfjsdy2exuahzmi9iy">
         <w:r>
           <w:rPr>
             <w:rStyle w:val="Hyperlink"/>
@@ -1198,7 +1198,7 @@
       <w:r>
         <w:t xml:space="preserve"> — modifié — </w:t>
       </w:r>
-      <w:hyperlink w:history="1" r:id="rIdxt2tyu-zmxmzbpvj5hywj">
+      <w:hyperlink w:history="1" r:id="rId-acz9rz3b-cmzx_22czqh">
         <w:r>
           <w:rPr>
             <w:rStyle w:val="Hyperlink"/>

--- a/docs/developpement/phases/word/PHASE_20_FACTURES_FOURNISSEURS.docx
+++ b/docs/developpement/phases/word/PHASE_20_FACTURES_FOURNISSEURS.docx
@@ -20,7 +20,7 @@
       <w:r>
         <w:t xml:space="preserve">FlaiX Expert · dossier de développement · généré le 2026-10-19 depuis le dépôt </w:t>
       </w:r>
-      <w:hyperlink w:history="1" r:id="rIdnv9fpws7w0hlf10ra_6i3">
+      <w:hyperlink w:history="1" r:id="rIdk2jou2xrf_nqrprysti07">
         <w:r>
           <w:rPr>
             <w:rStyle w:val="Hyperlink"/>
@@ -684,7 +684,7 @@
           <w:numId w:val="2"/>
         </w:numPr>
       </w:pPr>
-      <w:hyperlink w:history="1" r:id="rIdjfqcpfsuoyxelyi8g6fnf">
+      <w:hyperlink w:history="1" r:id="rIdrdq57uuk-hpaeooawz7du">
         <w:r>
           <w:rPr>
             <w:rStyle w:val="Hyperlink"/>
@@ -704,7 +704,7 @@
           <w:numId w:val="2"/>
         </w:numPr>
       </w:pPr>
-      <w:hyperlink w:history="1" r:id="rId90n8qb5soa505yap-wg0j">
+      <w:hyperlink w:history="1" r:id="rIdxicbouoisksxdg-zx-yfi">
         <w:r>
           <w:rPr>
             <w:rStyle w:val="Hyperlink"/>
@@ -752,7 +752,7 @@
       <w:r>
         <w:t xml:space="preserve"> — créé — </w:t>
       </w:r>
-      <w:hyperlink w:history="1" r:id="rIdhpv8okiht07nsp_cjfxkr">
+      <w:hyperlink w:history="1" r:id="rIddvcqdg63evf9qdbimlnje">
         <w:r>
           <w:rPr>
             <w:rStyle w:val="Hyperlink"/>
@@ -789,7 +789,7 @@
       <w:r>
         <w:t xml:space="preserve"> — modifié — </w:t>
       </w:r>
-      <w:hyperlink w:history="1" r:id="rIdr0xe0nnvvwqrte7bqskqo">
+      <w:hyperlink w:history="1" r:id="rIdgmiziku-tjvhpl1j9yl4i">
         <w:r>
           <w:rPr>
             <w:rStyle w:val="Hyperlink"/>
@@ -818,7 +818,7 @@
       <w:r>
         <w:t xml:space="preserve"> — créé — </w:t>
       </w:r>
-      <w:hyperlink w:history="1" r:id="rIdvbawkrqisq3xhvyugxek0">
+      <w:hyperlink w:history="1" r:id="rIdpsz-eztndnvaz8rjtvxsb">
         <w:r>
           <w:rPr>
             <w:rStyle w:val="Hyperlink"/>
@@ -847,7 +847,7 @@
       <w:r>
         <w:t xml:space="preserve"> — créé — </w:t>
       </w:r>
-      <w:hyperlink w:history="1" r:id="rId5dtnnymx_68jmzin6lv_l">
+      <w:hyperlink w:history="1" r:id="rIdo_rzvwh9il3avlqpbmyfy">
         <w:r>
           <w:rPr>
             <w:rStyle w:val="Hyperlink"/>
@@ -884,7 +884,7 @@
       <w:r>
         <w:t xml:space="preserve"> — créé — </w:t>
       </w:r>
-      <w:hyperlink w:history="1" r:id="rId4jfnd9u6bmmt8sdg4l_xp">
+      <w:hyperlink w:history="1" r:id="rIdnehuzvvm-uisdz_y8xuzo">
         <w:r>
           <w:rPr>
             <w:rStyle w:val="Hyperlink"/>
@@ -913,7 +913,7 @@
       <w:r>
         <w:t xml:space="preserve"> — modifié — </w:t>
       </w:r>
-      <w:hyperlink w:history="1" r:id="rIdinbnnohdiwu65t50tx-pq">
+      <w:hyperlink w:history="1" r:id="rIdx-rf1lr2vdouljspbqscc">
         <w:r>
           <w:rPr>
             <w:rStyle w:val="Hyperlink"/>
@@ -942,7 +942,7 @@
       <w:r>
         <w:t xml:space="preserve"> — modifié — </w:t>
       </w:r>
-      <w:hyperlink w:history="1" r:id="rIdhujfxjsxesjrrl1p2rkwk">
+      <w:hyperlink w:history="1" r:id="rIdtpxgodnkovupugvmc23p0">
         <w:r>
           <w:rPr>
             <w:rStyle w:val="Hyperlink"/>
@@ -979,7 +979,7 @@
       <w:r>
         <w:t xml:space="preserve"> — créé — </w:t>
       </w:r>
-      <w:hyperlink w:history="1" r:id="rIdprvlabgqnys8vbcecutax">
+      <w:hyperlink w:history="1" r:id="rIdfjpf5_oqpxsbtnd6uxrpa">
         <w:r>
           <w:rPr>
             <w:rStyle w:val="Hyperlink"/>
@@ -1008,7 +1008,7 @@
       <w:r>
         <w:t xml:space="preserve"> — modifié — </w:t>
       </w:r>
-      <w:hyperlink w:history="1" r:id="rId0u9io2ripfgo5wb3_4ydg">
+      <w:hyperlink w:history="1" r:id="rId8aupz5d2x1jfjkafnullr">
         <w:r>
           <w:rPr>
             <w:rStyle w:val="Hyperlink"/>
@@ -1045,7 +1045,7 @@
       <w:r>
         <w:t xml:space="preserve"> — modifié — </w:t>
       </w:r>
-      <w:hyperlink w:history="1" r:id="rIdvfuqsotkro6vgv-vpzpkk">
+      <w:hyperlink w:history="1" r:id="rIdp0a2vg5o_sdqsmtkr1tiu">
         <w:r>
           <w:rPr>
             <w:rStyle w:val="Hyperlink"/>
@@ -1074,7 +1074,7 @@
       <w:r>
         <w:t xml:space="preserve"> — modifié — </w:t>
       </w:r>
-      <w:hyperlink w:history="1" r:id="rIdfcgwleo88wpigq7kroo5a">
+      <w:hyperlink w:history="1" r:id="rIddxzp6jvrl_kumq9eh1rrn">
         <w:r>
           <w:rPr>
             <w:rStyle w:val="Hyperlink"/>
@@ -1103,7 +1103,7 @@
       <w:r>
         <w:t xml:space="preserve"> — créé — </w:t>
       </w:r>
-      <w:hyperlink w:history="1" r:id="rIdsy7ohzdjczw0ttr_odvfp">
+      <w:hyperlink w:history="1" r:id="rId0n_lwh4rnzymvklp6ukqa">
         <w:r>
           <w:rPr>
             <w:rStyle w:val="Hyperlink"/>
@@ -1132,7 +1132,7 @@
       <w:r>
         <w:t xml:space="preserve"> — modifié — </w:t>
       </w:r>
-      <w:hyperlink w:history="1" r:id="rIdmalqvmz7cmmvfsqjsqmrh">
+      <w:hyperlink w:history="1" r:id="rIdnsssejda1eizmgpkqtskw">
         <w:r>
           <w:rPr>
             <w:rStyle w:val="Hyperlink"/>
@@ -1169,7 +1169,7 @@
       <w:r>
         <w:t xml:space="preserve"> — modifié — </w:t>
       </w:r>
-      <w:hyperlink w:history="1" r:id="rIdkymtfjsdy2exuahzmi9iy">
+      <w:hyperlink w:history="1" r:id="rIdb-fmrtn_mgp3m0xcppbny">
         <w:r>
           <w:rPr>
             <w:rStyle w:val="Hyperlink"/>
@@ -1198,7 +1198,7 @@
       <w:r>
         <w:t xml:space="preserve"> — modifié — </w:t>
       </w:r>
-      <w:hyperlink w:history="1" r:id="rId-acz9rz3b-cmzx_22czqh">
+      <w:hyperlink w:history="1" r:id="rIdi_mxs_7d1gglx4jfio2ni">
         <w:r>
           <w:rPr>
             <w:rStyle w:val="Hyperlink"/>

--- a/docs/developpement/phases/word/PHASE_20_FACTURES_FOURNISSEURS.docx
+++ b/docs/developpement/phases/word/PHASE_20_FACTURES_FOURNISSEURS.docx
@@ -20,7 +20,7 @@
       <w:r>
         <w:t xml:space="preserve">FlaiX Expert · dossier de développement · généré le 2026-10-19 depuis le dépôt </w:t>
       </w:r>
-      <w:hyperlink w:history="1" r:id="rIdk2jou2xrf_nqrprysti07">
+      <w:hyperlink w:history="1" r:id="rIdgbstek13rmpqvpjrmkzke">
         <w:r>
           <w:rPr>
             <w:rStyle w:val="Hyperlink"/>
@@ -684,7 +684,7 @@
           <w:numId w:val="2"/>
         </w:numPr>
       </w:pPr>
-      <w:hyperlink w:history="1" r:id="rIdrdq57uuk-hpaeooawz7du">
+      <w:hyperlink w:history="1" r:id="rId3xockgwqb87d628gk-xzo">
         <w:r>
           <w:rPr>
             <w:rStyle w:val="Hyperlink"/>
@@ -704,7 +704,7 @@
           <w:numId w:val="2"/>
         </w:numPr>
       </w:pPr>
-      <w:hyperlink w:history="1" r:id="rIdxicbouoisksxdg-zx-yfi">
+      <w:hyperlink w:history="1" r:id="rIdj_cabmbarfihbqqvujttb">
         <w:r>
           <w:rPr>
             <w:rStyle w:val="Hyperlink"/>
@@ -752,7 +752,7 @@
       <w:r>
         <w:t xml:space="preserve"> — créé — </w:t>
       </w:r>
-      <w:hyperlink w:history="1" r:id="rIddvcqdg63evf9qdbimlnje">
+      <w:hyperlink w:history="1" r:id="rId1rheglv1mnete9dib8flz">
         <w:r>
           <w:rPr>
             <w:rStyle w:val="Hyperlink"/>
@@ -789,7 +789,7 @@
       <w:r>
         <w:t xml:space="preserve"> — modifié — </w:t>
       </w:r>
-      <w:hyperlink w:history="1" r:id="rIdgmiziku-tjvhpl1j9yl4i">
+      <w:hyperlink w:history="1" r:id="rIdxs660n_grhfcvi9m0mrrc">
         <w:r>
           <w:rPr>
             <w:rStyle w:val="Hyperlink"/>
@@ -818,7 +818,7 @@
       <w:r>
         <w:t xml:space="preserve"> — créé — </w:t>
       </w:r>
-      <w:hyperlink w:history="1" r:id="rIdpsz-eztndnvaz8rjtvxsb">
+      <w:hyperlink w:history="1" r:id="rIdd5q_zoo5iq4p22oujeyyz">
         <w:r>
           <w:rPr>
             <w:rStyle w:val="Hyperlink"/>
@@ -847,7 +847,7 @@
       <w:r>
         <w:t xml:space="preserve"> — créé — </w:t>
       </w:r>
-      <w:hyperlink w:history="1" r:id="rIdo_rzvwh9il3avlqpbmyfy">
+      <w:hyperlink w:history="1" r:id="rIdz8kze1cdoylfzebzz4ofb">
         <w:r>
           <w:rPr>
             <w:rStyle w:val="Hyperlink"/>
@@ -884,7 +884,7 @@
       <w:r>
         <w:t xml:space="preserve"> — créé — </w:t>
       </w:r>
-      <w:hyperlink w:history="1" r:id="rIdnehuzvvm-uisdz_y8xuzo">
+      <w:hyperlink w:history="1" r:id="rIdvsplj14kkph2v9mjn6ewf">
         <w:r>
           <w:rPr>
             <w:rStyle w:val="Hyperlink"/>
@@ -913,7 +913,7 @@
       <w:r>
         <w:t xml:space="preserve"> — modifié — </w:t>
       </w:r>
-      <w:hyperlink w:history="1" r:id="rIdx-rf1lr2vdouljspbqscc">
+      <w:hyperlink w:history="1" r:id="rIdu-crmu4xiekyigjpsod9g">
         <w:r>
           <w:rPr>
             <w:rStyle w:val="Hyperlink"/>
@@ -942,7 +942,7 @@
       <w:r>
         <w:t xml:space="preserve"> — modifié — </w:t>
       </w:r>
-      <w:hyperlink w:history="1" r:id="rIdtpxgodnkovupugvmc23p0">
+      <w:hyperlink w:history="1" r:id="rIdavzk6voycvxc7feietj09">
         <w:r>
           <w:rPr>
             <w:rStyle w:val="Hyperlink"/>
@@ -979,7 +979,7 @@
       <w:r>
         <w:t xml:space="preserve"> — créé — </w:t>
       </w:r>
-      <w:hyperlink w:history="1" r:id="rIdfjpf5_oqpxsbtnd6uxrpa">
+      <w:hyperlink w:history="1" r:id="rIdy2y12sjw56kg4ofkqfske">
         <w:r>
           <w:rPr>
             <w:rStyle w:val="Hyperlink"/>
@@ -1008,7 +1008,7 @@
       <w:r>
         <w:t xml:space="preserve"> — modifié — </w:t>
       </w:r>
-      <w:hyperlink w:history="1" r:id="rId8aupz5d2x1jfjkafnullr">
+      <w:hyperlink w:history="1" r:id="rIdjmvamohxo5owtkbm10tv6">
         <w:r>
           <w:rPr>
             <w:rStyle w:val="Hyperlink"/>
@@ -1045,7 +1045,7 @@
       <w:r>
         <w:t xml:space="preserve"> — modifié — </w:t>
       </w:r>
-      <w:hyperlink w:history="1" r:id="rIdp0a2vg5o_sdqsmtkr1tiu">
+      <w:hyperlink w:history="1" r:id="rIdtwhqn6l_yquubbkqs5ozs">
         <w:r>
           <w:rPr>
             <w:rStyle w:val="Hyperlink"/>
@@ -1074,7 +1074,7 @@
       <w:r>
         <w:t xml:space="preserve"> — modifié — </w:t>
       </w:r>
-      <w:hyperlink w:history="1" r:id="rIddxzp6jvrl_kumq9eh1rrn">
+      <w:hyperlink w:history="1" r:id="rIddg6t44x88uz4x_gll07qm">
         <w:r>
           <w:rPr>
             <w:rStyle w:val="Hyperlink"/>
@@ -1103,7 +1103,7 @@
       <w:r>
         <w:t xml:space="preserve"> — créé — </w:t>
       </w:r>
-      <w:hyperlink w:history="1" r:id="rId0n_lwh4rnzymvklp6ukqa">
+      <w:hyperlink w:history="1" r:id="rIdpwwh7lkj2usb7feh8jm-a">
         <w:r>
           <w:rPr>
             <w:rStyle w:val="Hyperlink"/>
@@ -1132,7 +1132,7 @@
       <w:r>
         <w:t xml:space="preserve"> — modifié — </w:t>
       </w:r>
-      <w:hyperlink w:history="1" r:id="rIdnsssejda1eizmgpkqtskw">
+      <w:hyperlink w:history="1" r:id="rIdbrr8c8jwysbmqsdlpit1s">
         <w:r>
           <w:rPr>
             <w:rStyle w:val="Hyperlink"/>
@@ -1169,7 +1169,7 @@
       <w:r>
         <w:t xml:space="preserve"> — modifié — </w:t>
       </w:r>
-      <w:hyperlink w:history="1" r:id="rIdb-fmrtn_mgp3m0xcppbny">
+      <w:hyperlink w:history="1" r:id="rId2htryp9kvddc4xgd3aoxr">
         <w:r>
           <w:rPr>
             <w:rStyle w:val="Hyperlink"/>
@@ -1198,7 +1198,7 @@
       <w:r>
         <w:t xml:space="preserve"> — modifié — </w:t>
       </w:r>
-      <w:hyperlink w:history="1" r:id="rIdi_mxs_7d1gglx4jfio2ni">
+      <w:hyperlink w:history="1" r:id="rIdvvtufkeofhqc2j4uhmvqj">
         <w:r>
           <w:rPr>
             <w:rStyle w:val="Hyperlink"/>

--- a/docs/developpement/phases/word/PHASE_20_FACTURES_FOURNISSEURS.docx
+++ b/docs/developpement/phases/word/PHASE_20_FACTURES_FOURNISSEURS.docx
@@ -20,7 +20,7 @@
       <w:r>
         <w:t xml:space="preserve">FlaiX Expert · dossier de développement · généré le 2026-10-19 depuis le dépôt </w:t>
       </w:r>
-      <w:hyperlink w:history="1" r:id="rIdgbstek13rmpqvpjrmkzke">
+      <w:hyperlink w:history="1" r:id="rIdj5btmjdrm8fdd7wyxyp4y">
         <w:r>
           <w:rPr>
             <w:rStyle w:val="Hyperlink"/>
@@ -684,7 +684,7 @@
           <w:numId w:val="2"/>
         </w:numPr>
       </w:pPr>
-      <w:hyperlink w:history="1" r:id="rId3xockgwqb87d628gk-xzo">
+      <w:hyperlink w:history="1" r:id="rIdpn0krohhr97fhtcut7pkg">
         <w:r>
           <w:rPr>
             <w:rStyle w:val="Hyperlink"/>
@@ -704,7 +704,7 @@
           <w:numId w:val="2"/>
         </w:numPr>
       </w:pPr>
-      <w:hyperlink w:history="1" r:id="rIdj_cabmbarfihbqqvujttb">
+      <w:hyperlink w:history="1" r:id="rIdcdwdaqshmxqagufhtzstk">
         <w:r>
           <w:rPr>
             <w:rStyle w:val="Hyperlink"/>
@@ -752,7 +752,7 @@
       <w:r>
         <w:t xml:space="preserve"> — créé — </w:t>
       </w:r>
-      <w:hyperlink w:history="1" r:id="rId1rheglv1mnete9dib8flz">
+      <w:hyperlink w:history="1" r:id="rIdyh_i-75yfhpfxk6azfn-m">
         <w:r>
           <w:rPr>
             <w:rStyle w:val="Hyperlink"/>
@@ -789,7 +789,7 @@
       <w:r>
         <w:t xml:space="preserve"> — modifié — </w:t>
       </w:r>
-      <w:hyperlink w:history="1" r:id="rIdxs660n_grhfcvi9m0mrrc">
+      <w:hyperlink w:history="1" r:id="rIdtvu0zob30frwm80jbv7vj">
         <w:r>
           <w:rPr>
             <w:rStyle w:val="Hyperlink"/>
@@ -818,7 +818,7 @@
       <w:r>
         <w:t xml:space="preserve"> — créé — </w:t>
       </w:r>
-      <w:hyperlink w:history="1" r:id="rIdd5q_zoo5iq4p22oujeyyz">
+      <w:hyperlink w:history="1" r:id="rId0itd6tfzrnc49gjtai8xd">
         <w:r>
           <w:rPr>
             <w:rStyle w:val="Hyperlink"/>
@@ -847,7 +847,7 @@
       <w:r>
         <w:t xml:space="preserve"> — créé — </w:t>
       </w:r>
-      <w:hyperlink w:history="1" r:id="rIdz8kze1cdoylfzebzz4ofb">
+      <w:hyperlink w:history="1" r:id="rIdaiyzuoomvamnpucym2qzb">
         <w:r>
           <w:rPr>
             <w:rStyle w:val="Hyperlink"/>
@@ -884,7 +884,7 @@
       <w:r>
         <w:t xml:space="preserve"> — créé — </w:t>
       </w:r>
-      <w:hyperlink w:history="1" r:id="rIdvsplj14kkph2v9mjn6ewf">
+      <w:hyperlink w:history="1" r:id="rId7zwilqxvsxgfbku8w0r8_">
         <w:r>
           <w:rPr>
             <w:rStyle w:val="Hyperlink"/>
@@ -913,7 +913,7 @@
       <w:r>
         <w:t xml:space="preserve"> — modifié — </w:t>
       </w:r>
-      <w:hyperlink w:history="1" r:id="rIdu-crmu4xiekyigjpsod9g">
+      <w:hyperlink w:history="1" r:id="rIdsakyjedwx82guc_nvuqjc">
         <w:r>
           <w:rPr>
             <w:rStyle w:val="Hyperlink"/>
@@ -942,7 +942,7 @@
       <w:r>
         <w:t xml:space="preserve"> — modifié — </w:t>
       </w:r>
-      <w:hyperlink w:history="1" r:id="rIdavzk6voycvxc7feietj09">
+      <w:hyperlink w:history="1" r:id="rIdil9dth6lifnfobygozduk">
         <w:r>
           <w:rPr>
             <w:rStyle w:val="Hyperlink"/>
@@ -979,7 +979,7 @@
       <w:r>
         <w:t xml:space="preserve"> — créé — </w:t>
       </w:r>
-      <w:hyperlink w:history="1" r:id="rIdy2y12sjw56kg4ofkqfske">
+      <w:hyperlink w:history="1" r:id="rIdx1xkqxx62ey7x2na_kldb">
         <w:r>
           <w:rPr>
             <w:rStyle w:val="Hyperlink"/>
@@ -1008,7 +1008,7 @@
       <w:r>
         <w:t xml:space="preserve"> — modifié — </w:t>
       </w:r>
-      <w:hyperlink w:history="1" r:id="rIdjmvamohxo5owtkbm10tv6">
+      <w:hyperlink w:history="1" r:id="rIdi6s_sizllxufc8vofnrdg">
         <w:r>
           <w:rPr>
             <w:rStyle w:val="Hyperlink"/>
@@ -1045,7 +1045,7 @@
       <w:r>
         <w:t xml:space="preserve"> — modifié — </w:t>
       </w:r>
-      <w:hyperlink w:history="1" r:id="rIdtwhqn6l_yquubbkqs5ozs">
+      <w:hyperlink w:history="1" r:id="rIdljicvwqwpughw5qynho_j">
         <w:r>
           <w:rPr>
             <w:rStyle w:val="Hyperlink"/>
@@ -1074,7 +1074,7 @@
       <w:r>
         <w:t xml:space="preserve"> — modifié — </w:t>
       </w:r>
-      <w:hyperlink w:history="1" r:id="rIddg6t44x88uz4x_gll07qm">
+      <w:hyperlink w:history="1" r:id="rIdka5ldu8gpcndmei0rqok1">
         <w:r>
           <w:rPr>
             <w:rStyle w:val="Hyperlink"/>
@@ -1103,7 +1103,7 @@
       <w:r>
         <w:t xml:space="preserve"> — créé — </w:t>
       </w:r>
-      <w:hyperlink w:history="1" r:id="rIdpwwh7lkj2usb7feh8jm-a">
+      <w:hyperlink w:history="1" r:id="rIds0h8yejbvzx3h-_h-fqai">
         <w:r>
           <w:rPr>
             <w:rStyle w:val="Hyperlink"/>
@@ -1132,7 +1132,7 @@
       <w:r>
         <w:t xml:space="preserve"> — modifié — </w:t>
       </w:r>
-      <w:hyperlink w:history="1" r:id="rIdbrr8c8jwysbmqsdlpit1s">
+      <w:hyperlink w:history="1" r:id="rIdytbvnhj6vz_puu8k_txis">
         <w:r>
           <w:rPr>
             <w:rStyle w:val="Hyperlink"/>
@@ -1169,7 +1169,7 @@
       <w:r>
         <w:t xml:space="preserve"> — modifié — </w:t>
       </w:r>
-      <w:hyperlink w:history="1" r:id="rId2htryp9kvddc4xgd3aoxr">
+      <w:hyperlink w:history="1" r:id="rIdpgnxtwy0jfrp9rt1noxsx">
         <w:r>
           <w:rPr>
             <w:rStyle w:val="Hyperlink"/>
@@ -1198,7 +1198,7 @@
       <w:r>
         <w:t xml:space="preserve"> — modifié — </w:t>
       </w:r>
-      <w:hyperlink w:history="1" r:id="rIdvvtufkeofhqc2j4uhmvqj">
+      <w:hyperlink w:history="1" r:id="rId3gx3facdmt68b1ppfr_cf">
         <w:r>
           <w:rPr>
             <w:rStyle w:val="Hyperlink"/>

--- a/docs/developpement/phases/word/PHASE_20_FACTURES_FOURNISSEURS.docx
+++ b/docs/developpement/phases/word/PHASE_20_FACTURES_FOURNISSEURS.docx
@@ -18,9 +18,9 @@
         <w:shd w:fill="F6F3FF" w:color="auto" w:val="clear"/>
       </w:pPr>
       <w:r>
-        <w:t xml:space="preserve">FlaiX Expert · dossier de développement · généré le 2026-10-19 depuis le dépôt </w:t>
-      </w:r>
-      <w:hyperlink w:history="1" r:id="rIdj5btmjdrm8fdd7wyxyp4y">
+        <w:t xml:space="preserve">FlaiX Expert · dossier de développement · généré le 2026-10-21 depuis le dépôt </w:t>
+      </w:r>
+      <w:hyperlink w:history="1" r:id="rIdtxvhpgxgxmc6v13igaer-">
         <w:r>
           <w:rPr>
             <w:rStyle w:val="Hyperlink"/>
@@ -684,7 +684,7 @@
           <w:numId w:val="2"/>
         </w:numPr>
       </w:pPr>
-      <w:hyperlink w:history="1" r:id="rIdpn0krohhr97fhtcut7pkg">
+      <w:hyperlink w:history="1" r:id="rIdcjoopeibaj1qkkopcuk_b">
         <w:r>
           <w:rPr>
             <w:rStyle w:val="Hyperlink"/>
@@ -704,7 +704,7 @@
           <w:numId w:val="2"/>
         </w:numPr>
       </w:pPr>
-      <w:hyperlink w:history="1" r:id="rIdcdwdaqshmxqagufhtzstk">
+      <w:hyperlink w:history="1" r:id="rId1geifxq1dqda7nkt8_tuq">
         <w:r>
           <w:rPr>
             <w:rStyle w:val="Hyperlink"/>
@@ -752,7 +752,7 @@
       <w:r>
         <w:t xml:space="preserve"> — créé — </w:t>
       </w:r>
-      <w:hyperlink w:history="1" r:id="rIdyh_i-75yfhpfxk6azfn-m">
+      <w:hyperlink w:history="1" r:id="rIdec555eytxmcfq0hudg33-">
         <w:r>
           <w:rPr>
             <w:rStyle w:val="Hyperlink"/>
@@ -789,7 +789,7 @@
       <w:r>
         <w:t xml:space="preserve"> — modifié — </w:t>
       </w:r>
-      <w:hyperlink w:history="1" r:id="rIdtvu0zob30frwm80jbv7vj">
+      <w:hyperlink w:history="1" r:id="rIdgme3aieyfs1u1u3foj3lb">
         <w:r>
           <w:rPr>
             <w:rStyle w:val="Hyperlink"/>
@@ -818,7 +818,7 @@
       <w:r>
         <w:t xml:space="preserve"> — créé — </w:t>
       </w:r>
-      <w:hyperlink w:history="1" r:id="rId0itd6tfzrnc49gjtai8xd">
+      <w:hyperlink w:history="1" r:id="rId_xcx8iqwx04lp6cbqbyat">
         <w:r>
           <w:rPr>
             <w:rStyle w:val="Hyperlink"/>
@@ -847,7 +847,7 @@
       <w:r>
         <w:t xml:space="preserve"> — créé — </w:t>
       </w:r>
-      <w:hyperlink w:history="1" r:id="rIdaiyzuoomvamnpucym2qzb">
+      <w:hyperlink w:history="1" r:id="rIdhdxgj7dl10qi0r3qfvhlv">
         <w:r>
           <w:rPr>
             <w:rStyle w:val="Hyperlink"/>
@@ -884,7 +884,7 @@
       <w:r>
         <w:t xml:space="preserve"> — créé — </w:t>
       </w:r>
-      <w:hyperlink w:history="1" r:id="rId7zwilqxvsxgfbku8w0r8_">
+      <w:hyperlink w:history="1" r:id="rIdgjkjmjgwsvmmlfpsnbvkl">
         <w:r>
           <w:rPr>
             <w:rStyle w:val="Hyperlink"/>
@@ -913,7 +913,7 @@
       <w:r>
         <w:t xml:space="preserve"> — modifié — </w:t>
       </w:r>
-      <w:hyperlink w:history="1" r:id="rIdsakyjedwx82guc_nvuqjc">
+      <w:hyperlink w:history="1" r:id="rIdywbtkswnbxedtxypuljox">
         <w:r>
           <w:rPr>
             <w:rStyle w:val="Hyperlink"/>
@@ -942,7 +942,7 @@
       <w:r>
         <w:t xml:space="preserve"> — modifié — </w:t>
       </w:r>
-      <w:hyperlink w:history="1" r:id="rIdil9dth6lifnfobygozduk">
+      <w:hyperlink w:history="1" r:id="rIdu3tn4sohy3zjffcy53zx0">
         <w:r>
           <w:rPr>
             <w:rStyle w:val="Hyperlink"/>
@@ -979,7 +979,7 @@
       <w:r>
         <w:t xml:space="preserve"> — créé — </w:t>
       </w:r>
-      <w:hyperlink w:history="1" r:id="rIdx1xkqxx62ey7x2na_kldb">
+      <w:hyperlink w:history="1" r:id="rIdoz0ialpskglgdm4xktsa3">
         <w:r>
           <w:rPr>
             <w:rStyle w:val="Hyperlink"/>
@@ -1008,7 +1008,7 @@
       <w:r>
         <w:t xml:space="preserve"> — modifié — </w:t>
       </w:r>
-      <w:hyperlink w:history="1" r:id="rIdi6s_sizllxufc8vofnrdg">
+      <w:hyperlink w:history="1" r:id="rIdms5end1zis5g3e8pz690g">
         <w:r>
           <w:rPr>
             <w:rStyle w:val="Hyperlink"/>
@@ -1045,7 +1045,7 @@
       <w:r>
         <w:t xml:space="preserve"> — modifié — </w:t>
       </w:r>
-      <w:hyperlink w:history="1" r:id="rIdljicvwqwpughw5qynho_j">
+      <w:hyperlink w:history="1" r:id="rIdsyms_lootpmx20p0r8dep">
         <w:r>
           <w:rPr>
             <w:rStyle w:val="Hyperlink"/>
@@ -1074,7 +1074,7 @@
       <w:r>
         <w:t xml:space="preserve"> — modifié — </w:t>
       </w:r>
-      <w:hyperlink w:history="1" r:id="rIdka5ldu8gpcndmei0rqok1">
+      <w:hyperlink w:history="1" r:id="rIdzhd9a3a47fzhlnfb8jsfp">
         <w:r>
           <w:rPr>
             <w:rStyle w:val="Hyperlink"/>
@@ -1103,7 +1103,7 @@
       <w:r>
         <w:t xml:space="preserve"> — créé — </w:t>
       </w:r>
-      <w:hyperlink w:history="1" r:id="rIds0h8yejbvzx3h-_h-fqai">
+      <w:hyperlink w:history="1" r:id="rId7bp_yiys5qx1exr4bcxsp">
         <w:r>
           <w:rPr>
             <w:rStyle w:val="Hyperlink"/>
@@ -1132,7 +1132,7 @@
       <w:r>
         <w:t xml:space="preserve"> — modifié — </w:t>
       </w:r>
-      <w:hyperlink w:history="1" r:id="rIdytbvnhj6vz_puu8k_txis">
+      <w:hyperlink w:history="1" r:id="rIdkuqnu2ohnxupaq-jkf7o2">
         <w:r>
           <w:rPr>
             <w:rStyle w:val="Hyperlink"/>
@@ -1169,7 +1169,7 @@
       <w:r>
         <w:t xml:space="preserve"> — modifié — </w:t>
       </w:r>
-      <w:hyperlink w:history="1" r:id="rIdpgnxtwy0jfrp9rt1noxsx">
+      <w:hyperlink w:history="1" r:id="rIdv_hzbfnq2l4p-m17zdkza">
         <w:r>
           <w:rPr>
             <w:rStyle w:val="Hyperlink"/>
@@ -1198,7 +1198,7 @@
       <w:r>
         <w:t xml:space="preserve"> — modifié — </w:t>
       </w:r>
-      <w:hyperlink w:history="1" r:id="rId3gx3facdmt68b1ppfr_cf">
+      <w:hyperlink w:history="1" r:id="rIdmhrqvxbcw7jk4sd3slpnr">
         <w:r>
           <w:rPr>
             <w:rStyle w:val="Hyperlink"/>

--- a/docs/developpement/phases/word/PHASE_20_FACTURES_FOURNISSEURS.docx
+++ b/docs/developpement/phases/word/PHASE_20_FACTURES_FOURNISSEURS.docx
@@ -20,7 +20,7 @@
       <w:r>
         <w:t xml:space="preserve">FlaiX Expert · dossier de développement · généré le 2026-10-21 depuis le dépôt </w:t>
       </w:r>
-      <w:hyperlink w:history="1" r:id="rIdtxvhpgxgxmc6v13igaer-">
+      <w:hyperlink w:history="1" r:id="rIdqcplsneblq2urkumq8tiw">
         <w:r>
           <w:rPr>
             <w:rStyle w:val="Hyperlink"/>
@@ -684,7 +684,7 @@
           <w:numId w:val="2"/>
         </w:numPr>
       </w:pPr>
-      <w:hyperlink w:history="1" r:id="rIdcjoopeibaj1qkkopcuk_b">
+      <w:hyperlink w:history="1" r:id="rIddduwjm-nurk52vfyccagy">
         <w:r>
           <w:rPr>
             <w:rStyle w:val="Hyperlink"/>
@@ -704,7 +704,7 @@
           <w:numId w:val="2"/>
         </w:numPr>
       </w:pPr>
-      <w:hyperlink w:history="1" r:id="rId1geifxq1dqda7nkt8_tuq">
+      <w:hyperlink w:history="1" r:id="rId2gl8p2nzjnrufe7ymvv6p">
         <w:r>
           <w:rPr>
             <w:rStyle w:val="Hyperlink"/>
@@ -752,7 +752,7 @@
       <w:r>
         <w:t xml:space="preserve"> — créé — </w:t>
       </w:r>
-      <w:hyperlink w:history="1" r:id="rIdec555eytxmcfq0hudg33-">
+      <w:hyperlink w:history="1" r:id="rIdbbx8uc1besxhpgwjgkdi8">
         <w:r>
           <w:rPr>
             <w:rStyle w:val="Hyperlink"/>
@@ -789,7 +789,7 @@
       <w:r>
         <w:t xml:space="preserve"> — modifié — </w:t>
       </w:r>
-      <w:hyperlink w:history="1" r:id="rIdgme3aieyfs1u1u3foj3lb">
+      <w:hyperlink w:history="1" r:id="rId92azd3uo-ggle-v9f--hz">
         <w:r>
           <w:rPr>
             <w:rStyle w:val="Hyperlink"/>
@@ -818,7 +818,7 @@
       <w:r>
         <w:t xml:space="preserve"> — créé — </w:t>
       </w:r>
-      <w:hyperlink w:history="1" r:id="rId_xcx8iqwx04lp6cbqbyat">
+      <w:hyperlink w:history="1" r:id="rIdqimuwgk6dow5_hs7zeb5i">
         <w:r>
           <w:rPr>
             <w:rStyle w:val="Hyperlink"/>
@@ -847,7 +847,7 @@
       <w:r>
         <w:t xml:space="preserve"> — créé — </w:t>
       </w:r>
-      <w:hyperlink w:history="1" r:id="rIdhdxgj7dl10qi0r3qfvhlv">
+      <w:hyperlink w:history="1" r:id="rIdl5o_5xgcttcuatqp5zmjs">
         <w:r>
           <w:rPr>
             <w:rStyle w:val="Hyperlink"/>
@@ -884,7 +884,7 @@
       <w:r>
         <w:t xml:space="preserve"> — créé — </w:t>
       </w:r>
-      <w:hyperlink w:history="1" r:id="rIdgjkjmjgwsvmmlfpsnbvkl">
+      <w:hyperlink w:history="1" r:id="rIdot-y_1mpmjfiyfhsqvxcd">
         <w:r>
           <w:rPr>
             <w:rStyle w:val="Hyperlink"/>
@@ -913,7 +913,7 @@
       <w:r>
         <w:t xml:space="preserve"> — modifié — </w:t>
       </w:r>
-      <w:hyperlink w:history="1" r:id="rIdywbtkswnbxedtxypuljox">
+      <w:hyperlink w:history="1" r:id="rId5brpydue6r2up9rvlecwy">
         <w:r>
           <w:rPr>
             <w:rStyle w:val="Hyperlink"/>
@@ -942,7 +942,7 @@
       <w:r>
         <w:t xml:space="preserve"> — modifié — </w:t>
       </w:r>
-      <w:hyperlink w:history="1" r:id="rIdu3tn4sohy3zjffcy53zx0">
+      <w:hyperlink w:history="1" r:id="rIdeqrnnfv7ic3mc1ounfueb">
         <w:r>
           <w:rPr>
             <w:rStyle w:val="Hyperlink"/>
@@ -979,7 +979,7 @@
       <w:r>
         <w:t xml:space="preserve"> — créé — </w:t>
       </w:r>
-      <w:hyperlink w:history="1" r:id="rIdoz0ialpskglgdm4xktsa3">
+      <w:hyperlink w:history="1" r:id="rIdpwi4i8ukintgugm-ffgqs">
         <w:r>
           <w:rPr>
             <w:rStyle w:val="Hyperlink"/>
@@ -1008,7 +1008,7 @@
       <w:r>
         <w:t xml:space="preserve"> — modifié — </w:t>
       </w:r>
-      <w:hyperlink w:history="1" r:id="rIdms5end1zis5g3e8pz690g">
+      <w:hyperlink w:history="1" r:id="rIdfgyiolbgjwcuakc2nrslz">
         <w:r>
           <w:rPr>
             <w:rStyle w:val="Hyperlink"/>
@@ -1045,7 +1045,7 @@
       <w:r>
         <w:t xml:space="preserve"> — modifié — </w:t>
       </w:r>
-      <w:hyperlink w:history="1" r:id="rIdsyms_lootpmx20p0r8dep">
+      <w:hyperlink w:history="1" r:id="rIdiuikqi2lr4gcdt2ixbbcq">
         <w:r>
           <w:rPr>
             <w:rStyle w:val="Hyperlink"/>
@@ -1074,7 +1074,7 @@
       <w:r>
         <w:t xml:space="preserve"> — modifié — </w:t>
       </w:r>
-      <w:hyperlink w:history="1" r:id="rIdzhd9a3a47fzhlnfb8jsfp">
+      <w:hyperlink w:history="1" r:id="rIdgdnoqvmy-kdbs6yvshwvi">
         <w:r>
           <w:rPr>
             <w:rStyle w:val="Hyperlink"/>
@@ -1103,7 +1103,7 @@
       <w:r>
         <w:t xml:space="preserve"> — créé — </w:t>
       </w:r>
-      <w:hyperlink w:history="1" r:id="rId7bp_yiys5qx1exr4bcxsp">
+      <w:hyperlink w:history="1" r:id="rIdz4soz4flpd9mjvogn0rq2">
         <w:r>
           <w:rPr>
             <w:rStyle w:val="Hyperlink"/>
@@ -1132,7 +1132,7 @@
       <w:r>
         <w:t xml:space="preserve"> — modifié — </w:t>
       </w:r>
-      <w:hyperlink w:history="1" r:id="rIdkuqnu2ohnxupaq-jkf7o2">
+      <w:hyperlink w:history="1" r:id="rId2o10pqv5yn27xhzefmfco">
         <w:r>
           <w:rPr>
             <w:rStyle w:val="Hyperlink"/>
@@ -1169,7 +1169,7 @@
       <w:r>
         <w:t xml:space="preserve"> — modifié — </w:t>
       </w:r>
-      <w:hyperlink w:history="1" r:id="rIdv_hzbfnq2l4p-m17zdkza">
+      <w:hyperlink w:history="1" r:id="rIdpoezhnekkdmwcmv4hcjvg">
         <w:r>
           <w:rPr>
             <w:rStyle w:val="Hyperlink"/>
@@ -1198,7 +1198,7 @@
       <w:r>
         <w:t xml:space="preserve"> — modifié — </w:t>
       </w:r>
-      <w:hyperlink w:history="1" r:id="rIdmhrqvxbcw7jk4sd3slpnr">
+      <w:hyperlink w:history="1" r:id="rIdlg1juq5oevu2_udv459vp">
         <w:r>
           <w:rPr>
             <w:rStyle w:val="Hyperlink"/>

--- a/docs/developpement/phases/word/PHASE_20_FACTURES_FOURNISSEURS.docx
+++ b/docs/developpement/phases/word/PHASE_20_FACTURES_FOURNISSEURS.docx
@@ -18,9 +18,9 @@
         <w:shd w:fill="F6F3FF" w:color="auto" w:val="clear"/>
       </w:pPr>
       <w:r>
-        <w:t xml:space="preserve">FlaiX Expert · dossier de développement · généré le 2026-10-21 depuis le dépôt </w:t>
-      </w:r>
-      <w:hyperlink w:history="1" r:id="rIdqcplsneblq2urkumq8tiw">
+        <w:t xml:space="preserve">FlaiX Expert · dossier de développement · généré le 2026-10-23 depuis le dépôt </w:t>
+      </w:r>
+      <w:hyperlink w:history="1" r:id="rIddjy91qdjy66ffhp5lqg-t">
         <w:r>
           <w:rPr>
             <w:rStyle w:val="Hyperlink"/>
@@ -684,7 +684,7 @@
           <w:numId w:val="2"/>
         </w:numPr>
       </w:pPr>
-      <w:hyperlink w:history="1" r:id="rIddduwjm-nurk52vfyccagy">
+      <w:hyperlink w:history="1" r:id="rIdcbj3grkri0ilayi4n9uxq">
         <w:r>
           <w:rPr>
             <w:rStyle w:val="Hyperlink"/>
@@ -704,7 +704,7 @@
           <w:numId w:val="2"/>
         </w:numPr>
       </w:pPr>
-      <w:hyperlink w:history="1" r:id="rId2gl8p2nzjnrufe7ymvv6p">
+      <w:hyperlink w:history="1" r:id="rId1gd7yas_tp0exoneeehap">
         <w:r>
           <w:rPr>
             <w:rStyle w:val="Hyperlink"/>
@@ -752,7 +752,7 @@
       <w:r>
         <w:t xml:space="preserve"> — créé — </w:t>
       </w:r>
-      <w:hyperlink w:history="1" r:id="rIdbbx8uc1besxhpgwjgkdi8">
+      <w:hyperlink w:history="1" r:id="rIdwutso-ydqsz6r_ffqk_e_">
         <w:r>
           <w:rPr>
             <w:rStyle w:val="Hyperlink"/>
@@ -789,7 +789,7 @@
       <w:r>
         <w:t xml:space="preserve"> — modifié — </w:t>
       </w:r>
-      <w:hyperlink w:history="1" r:id="rId92azd3uo-ggle-v9f--hz">
+      <w:hyperlink w:history="1" r:id="rIdcp960lv2hskqr-thltxkp">
         <w:r>
           <w:rPr>
             <w:rStyle w:val="Hyperlink"/>
@@ -818,7 +818,7 @@
       <w:r>
         <w:t xml:space="preserve"> — créé — </w:t>
       </w:r>
-      <w:hyperlink w:history="1" r:id="rIdqimuwgk6dow5_hs7zeb5i">
+      <w:hyperlink w:history="1" r:id="rId-vpzxnhlvesncffvybfwi">
         <w:r>
           <w:rPr>
             <w:rStyle w:val="Hyperlink"/>
@@ -847,7 +847,7 @@
       <w:r>
         <w:t xml:space="preserve"> — créé — </w:t>
       </w:r>
-      <w:hyperlink w:history="1" r:id="rIdl5o_5xgcttcuatqp5zmjs">
+      <w:hyperlink w:history="1" r:id="rId3btvikeiskkim3uhewiex">
         <w:r>
           <w:rPr>
             <w:rStyle w:val="Hyperlink"/>
@@ -884,7 +884,7 @@
       <w:r>
         <w:t xml:space="preserve"> — créé — </w:t>
       </w:r>
-      <w:hyperlink w:history="1" r:id="rIdot-y_1mpmjfiyfhsqvxcd">
+      <w:hyperlink w:history="1" r:id="rIdzn_s2xzeq0jdggowibdjl">
         <w:r>
           <w:rPr>
             <w:rStyle w:val="Hyperlink"/>
@@ -913,7 +913,7 @@
       <w:r>
         <w:t xml:space="preserve"> — modifié — </w:t>
       </w:r>
-      <w:hyperlink w:history="1" r:id="rId5brpydue6r2up9rvlecwy">
+      <w:hyperlink w:history="1" r:id="rIdhxgcwtxhkjbeelfsndv2f">
         <w:r>
           <w:rPr>
             <w:rStyle w:val="Hyperlink"/>
@@ -942,7 +942,7 @@
       <w:r>
         <w:t xml:space="preserve"> — modifié — </w:t>
       </w:r>
-      <w:hyperlink w:history="1" r:id="rIdeqrnnfv7ic3mc1ounfueb">
+      <w:hyperlink w:history="1" r:id="rIdjkdeh2a2jpxvmv8_eehqy">
         <w:r>
           <w:rPr>
             <w:rStyle w:val="Hyperlink"/>
@@ -979,7 +979,7 @@
       <w:r>
         <w:t xml:space="preserve"> — créé — </w:t>
       </w:r>
-      <w:hyperlink w:history="1" r:id="rIdpwi4i8ukintgugm-ffgqs">
+      <w:hyperlink w:history="1" r:id="rIdbk1c8jtn2ou5x6cnk9_me">
         <w:r>
           <w:rPr>
             <w:rStyle w:val="Hyperlink"/>
@@ -1008,7 +1008,7 @@
       <w:r>
         <w:t xml:space="preserve"> — modifié — </w:t>
       </w:r>
-      <w:hyperlink w:history="1" r:id="rIdfgyiolbgjwcuakc2nrslz">
+      <w:hyperlink w:history="1" r:id="rId5ucgj7jdqmet41us96dto">
         <w:r>
           <w:rPr>
             <w:rStyle w:val="Hyperlink"/>
@@ -1045,7 +1045,7 @@
       <w:r>
         <w:t xml:space="preserve"> — modifié — </w:t>
       </w:r>
-      <w:hyperlink w:history="1" r:id="rIdiuikqi2lr4gcdt2ixbbcq">
+      <w:hyperlink w:history="1" r:id="rIdiwiyaaa6sruurslhbn9wk">
         <w:r>
           <w:rPr>
             <w:rStyle w:val="Hyperlink"/>
@@ -1074,7 +1074,7 @@
       <w:r>
         <w:t xml:space="preserve"> — modifié — </w:t>
       </w:r>
-      <w:hyperlink w:history="1" r:id="rIdgdnoqvmy-kdbs6yvshwvi">
+      <w:hyperlink w:history="1" r:id="rIdrpbpxxuwyadazkzc7bria">
         <w:r>
           <w:rPr>
             <w:rStyle w:val="Hyperlink"/>
@@ -1103,7 +1103,7 @@
       <w:r>
         <w:t xml:space="preserve"> — créé — </w:t>
       </w:r>
-      <w:hyperlink w:history="1" r:id="rIdz4soz4flpd9mjvogn0rq2">
+      <w:hyperlink w:history="1" r:id="rIdua8ucppaaobvd1atpdoin">
         <w:r>
           <w:rPr>
             <w:rStyle w:val="Hyperlink"/>
@@ -1132,7 +1132,7 @@
       <w:r>
         <w:t xml:space="preserve"> — modifié — </w:t>
       </w:r>
-      <w:hyperlink w:history="1" r:id="rId2o10pqv5yn27xhzefmfco">
+      <w:hyperlink w:history="1" r:id="rIdc2svfhcd94msf-jf_ijuf">
         <w:r>
           <w:rPr>
             <w:rStyle w:val="Hyperlink"/>
@@ -1169,7 +1169,7 @@
       <w:r>
         <w:t xml:space="preserve"> — modifié — </w:t>
       </w:r>
-      <w:hyperlink w:history="1" r:id="rIdpoezhnekkdmwcmv4hcjvg">
+      <w:hyperlink w:history="1" r:id="rId0au4hd7hu6ixoucntu349">
         <w:r>
           <w:rPr>
             <w:rStyle w:val="Hyperlink"/>
@@ -1198,7 +1198,7 @@
       <w:r>
         <w:t xml:space="preserve"> — modifié — </w:t>
       </w:r>
-      <w:hyperlink w:history="1" r:id="rIdlg1juq5oevu2_udv459vp">
+      <w:hyperlink w:history="1" r:id="rIdynq2iq8qmt92zpow3-5qr">
         <w:r>
           <w:rPr>
             <w:rStyle w:val="Hyperlink"/>

--- a/docs/developpement/phases/word/PHASE_20_FACTURES_FOURNISSEURS.docx
+++ b/docs/developpement/phases/word/PHASE_20_FACTURES_FOURNISSEURS.docx
@@ -18,9 +18,9 @@
         <w:shd w:fill="F6F3FF" w:color="auto" w:val="clear"/>
       </w:pPr>
       <w:r>
-        <w:t xml:space="preserve">FlaiX Expert · dossier de développement · généré le 2026-10-23 depuis le dépôt </w:t>
-      </w:r>
-      <w:hyperlink w:history="1" r:id="rIddjy91qdjy66ffhp5lqg-t">
+        <w:t xml:space="preserve">FlaiX Expert · dossier de développement · généré le 2026-10-24 depuis le dépôt </w:t>
+      </w:r>
+      <w:hyperlink w:history="1" r:id="rIdzqp61xbzr0ftekbbeddux">
         <w:r>
           <w:rPr>
             <w:rStyle w:val="Hyperlink"/>
@@ -684,7 +684,7 @@
           <w:numId w:val="2"/>
         </w:numPr>
       </w:pPr>
-      <w:hyperlink w:history="1" r:id="rIdcbj3grkri0ilayi4n9uxq">
+      <w:hyperlink w:history="1" r:id="rIdkxgsiosywwutxjrunyxo4">
         <w:r>
           <w:rPr>
             <w:rStyle w:val="Hyperlink"/>
@@ -704,7 +704,7 @@
           <w:numId w:val="2"/>
         </w:numPr>
       </w:pPr>
-      <w:hyperlink w:history="1" r:id="rId1gd7yas_tp0exoneeehap">
+      <w:hyperlink w:history="1" r:id="rIdablhvizc3xzv3oa31dco5">
         <w:r>
           <w:rPr>
             <w:rStyle w:val="Hyperlink"/>
@@ -752,7 +752,7 @@
       <w:r>
         <w:t xml:space="preserve"> — créé — </w:t>
       </w:r>
-      <w:hyperlink w:history="1" r:id="rIdwutso-ydqsz6r_ffqk_e_">
+      <w:hyperlink w:history="1" r:id="rIdzdxrbythnbqdkywscdklz">
         <w:r>
           <w:rPr>
             <w:rStyle w:val="Hyperlink"/>
@@ -789,7 +789,7 @@
       <w:r>
         <w:t xml:space="preserve"> — modifié — </w:t>
       </w:r>
-      <w:hyperlink w:history="1" r:id="rIdcp960lv2hskqr-thltxkp">
+      <w:hyperlink w:history="1" r:id="rIdxthh9kpu9m9badelnne5m">
         <w:r>
           <w:rPr>
             <w:rStyle w:val="Hyperlink"/>
@@ -818,7 +818,7 @@
       <w:r>
         <w:t xml:space="preserve"> — créé — </w:t>
       </w:r>
-      <w:hyperlink w:history="1" r:id="rId-vpzxnhlvesncffvybfwi">
+      <w:hyperlink w:history="1" r:id="rIdtvawhqrrxtpdnua57ks1r">
         <w:r>
           <w:rPr>
             <w:rStyle w:val="Hyperlink"/>
@@ -847,7 +847,7 @@
       <w:r>
         <w:t xml:space="preserve"> — créé — </w:t>
       </w:r>
-      <w:hyperlink w:history="1" r:id="rId3btvikeiskkim3uhewiex">
+      <w:hyperlink w:history="1" r:id="rIdkbeal6tvfmbmvyb7dpzdn">
         <w:r>
           <w:rPr>
             <w:rStyle w:val="Hyperlink"/>
@@ -884,7 +884,7 @@
       <w:r>
         <w:t xml:space="preserve"> — créé — </w:t>
       </w:r>
-      <w:hyperlink w:history="1" r:id="rIdzn_s2xzeq0jdggowibdjl">
+      <w:hyperlink w:history="1" r:id="rIdq3mu0yweutlk5dydmcbjw">
         <w:r>
           <w:rPr>
             <w:rStyle w:val="Hyperlink"/>
@@ -913,7 +913,7 @@
       <w:r>
         <w:t xml:space="preserve"> — modifié — </w:t>
       </w:r>
-      <w:hyperlink w:history="1" r:id="rIdhxgcwtxhkjbeelfsndv2f">
+      <w:hyperlink w:history="1" r:id="rIdb8lyhdjbtr7alxyiwaktm">
         <w:r>
           <w:rPr>
             <w:rStyle w:val="Hyperlink"/>
@@ -942,7 +942,7 @@
       <w:r>
         <w:t xml:space="preserve"> — modifié — </w:t>
       </w:r>
-      <w:hyperlink w:history="1" r:id="rIdjkdeh2a2jpxvmv8_eehqy">
+      <w:hyperlink w:history="1" r:id="rIdqmpgcm_x9a_ni7au5j_jj">
         <w:r>
           <w:rPr>
             <w:rStyle w:val="Hyperlink"/>
@@ -979,7 +979,7 @@
       <w:r>
         <w:t xml:space="preserve"> — créé — </w:t>
       </w:r>
-      <w:hyperlink w:history="1" r:id="rIdbk1c8jtn2ou5x6cnk9_me">
+      <w:hyperlink w:history="1" r:id="rIdoli9ilowz8ulswtgcwf5z">
         <w:r>
           <w:rPr>
             <w:rStyle w:val="Hyperlink"/>
@@ -1008,7 +1008,7 @@
       <w:r>
         <w:t xml:space="preserve"> — modifié — </w:t>
       </w:r>
-      <w:hyperlink w:history="1" r:id="rId5ucgj7jdqmet41us96dto">
+      <w:hyperlink w:history="1" r:id="rIdghszkjfudeks8qtbvuvyw">
         <w:r>
           <w:rPr>
             <w:rStyle w:val="Hyperlink"/>
@@ -1045,7 +1045,7 @@
       <w:r>
         <w:t xml:space="preserve"> — modifié — </w:t>
       </w:r>
-      <w:hyperlink w:history="1" r:id="rIdiwiyaaa6sruurslhbn9wk">
+      <w:hyperlink w:history="1" r:id="rIdd7fzm0homkb9z9xuykb0d">
         <w:r>
           <w:rPr>
             <w:rStyle w:val="Hyperlink"/>
@@ -1074,7 +1074,7 @@
       <w:r>
         <w:t xml:space="preserve"> — modifié — </w:t>
       </w:r>
-      <w:hyperlink w:history="1" r:id="rIdrpbpxxuwyadazkzc7bria">
+      <w:hyperlink w:history="1" r:id="rIdxcyzns-cnnyby50xrfgpg">
         <w:r>
           <w:rPr>
             <w:rStyle w:val="Hyperlink"/>
@@ -1103,7 +1103,7 @@
       <w:r>
         <w:t xml:space="preserve"> — créé — </w:t>
       </w:r>
-      <w:hyperlink w:history="1" r:id="rIdua8ucppaaobvd1atpdoin">
+      <w:hyperlink w:history="1" r:id="rId_cx4nuzdtwakdomfltmxt">
         <w:r>
           <w:rPr>
             <w:rStyle w:val="Hyperlink"/>
@@ -1132,7 +1132,7 @@
       <w:r>
         <w:t xml:space="preserve"> — modifié — </w:t>
       </w:r>
-      <w:hyperlink w:history="1" r:id="rIdc2svfhcd94msf-jf_ijuf">
+      <w:hyperlink w:history="1" r:id="rIdowhc-uphnpokr1xacihcg">
         <w:r>
           <w:rPr>
             <w:rStyle w:val="Hyperlink"/>
@@ -1169,7 +1169,7 @@
       <w:r>
         <w:t xml:space="preserve"> — modifié — </w:t>
       </w:r>
-      <w:hyperlink w:history="1" r:id="rId0au4hd7hu6ixoucntu349">
+      <w:hyperlink w:history="1" r:id="rId23sqcwq_lpfx6ad05vc_o">
         <w:r>
           <w:rPr>
             <w:rStyle w:val="Hyperlink"/>
@@ -1198,7 +1198,7 @@
       <w:r>
         <w:t xml:space="preserve"> — modifié — </w:t>
       </w:r>
-      <w:hyperlink w:history="1" r:id="rIdynq2iq8qmt92zpow3-5qr">
+      <w:hyperlink w:history="1" r:id="rIdlgquufk18gxz7y_icyvzq">
         <w:r>
           <w:rPr>
             <w:rStyle w:val="Hyperlink"/>

--- a/docs/developpement/phases/word/PHASE_20_FACTURES_FOURNISSEURS.docx
+++ b/docs/developpement/phases/word/PHASE_20_FACTURES_FOURNISSEURS.docx
@@ -18,9 +18,9 @@
         <w:shd w:fill="F6F3FF" w:color="auto" w:val="clear"/>
       </w:pPr>
       <w:r>
-        <w:t xml:space="preserve">FlaiX Expert · dossier de développement · généré le 2026-10-24 depuis le dépôt </w:t>
-      </w:r>
-      <w:hyperlink w:history="1" r:id="rIdzqp61xbzr0ftekbbeddux">
+        <w:t xml:space="preserve">FlaiX Expert · dossier de développement · généré le 2026-10-25 depuis le dépôt </w:t>
+      </w:r>
+      <w:hyperlink w:history="1" r:id="rIdpe5n-ishs2fp2c8jd0swi">
         <w:r>
           <w:rPr>
             <w:rStyle w:val="Hyperlink"/>
@@ -684,7 +684,7 @@
           <w:numId w:val="2"/>
         </w:numPr>
       </w:pPr>
-      <w:hyperlink w:history="1" r:id="rIdkxgsiosywwutxjrunyxo4">
+      <w:hyperlink w:history="1" r:id="rIdrjm-s34jcpivijkd-m0pc">
         <w:r>
           <w:rPr>
             <w:rStyle w:val="Hyperlink"/>
@@ -704,7 +704,7 @@
           <w:numId w:val="2"/>
         </w:numPr>
       </w:pPr>
-      <w:hyperlink w:history="1" r:id="rIdablhvizc3xzv3oa31dco5">
+      <w:hyperlink w:history="1" r:id="rIdnvwexbnlsor1kkgbdfdh2">
         <w:r>
           <w:rPr>
             <w:rStyle w:val="Hyperlink"/>
@@ -752,7 +752,7 @@
       <w:r>
         <w:t xml:space="preserve"> — créé — </w:t>
       </w:r>
-      <w:hyperlink w:history="1" r:id="rIdzdxrbythnbqdkywscdklz">
+      <w:hyperlink w:history="1" r:id="rIdms6i71cqwvei39c_iiqcc">
         <w:r>
           <w:rPr>
             <w:rStyle w:val="Hyperlink"/>
@@ -789,7 +789,7 @@
       <w:r>
         <w:t xml:space="preserve"> — modifié — </w:t>
       </w:r>
-      <w:hyperlink w:history="1" r:id="rIdxthh9kpu9m9badelnne5m">
+      <w:hyperlink w:history="1" r:id="rId_oxap4lnsfe_1pjxcrg9d">
         <w:r>
           <w:rPr>
             <w:rStyle w:val="Hyperlink"/>
@@ -818,7 +818,7 @@
       <w:r>
         <w:t xml:space="preserve"> — créé — </w:t>
       </w:r>
-      <w:hyperlink w:history="1" r:id="rIdtvawhqrrxtpdnua57ks1r">
+      <w:hyperlink w:history="1" r:id="rIdymnc_kd3k8lvgkrbuphxn">
         <w:r>
           <w:rPr>
             <w:rStyle w:val="Hyperlink"/>
@@ -847,7 +847,7 @@
       <w:r>
         <w:t xml:space="preserve"> — créé — </w:t>
       </w:r>
-      <w:hyperlink w:history="1" r:id="rIdkbeal6tvfmbmvyb7dpzdn">
+      <w:hyperlink w:history="1" r:id="rIdxtxca7ldusu8ep7y1u0dg">
         <w:r>
           <w:rPr>
             <w:rStyle w:val="Hyperlink"/>
@@ -884,7 +884,7 @@
       <w:r>
         <w:t xml:space="preserve"> — créé — </w:t>
       </w:r>
-      <w:hyperlink w:history="1" r:id="rIdq3mu0yweutlk5dydmcbjw">
+      <w:hyperlink w:history="1" r:id="rIdmaby-aa_cx0whx47v-wtd">
         <w:r>
           <w:rPr>
             <w:rStyle w:val="Hyperlink"/>
@@ -913,7 +913,7 @@
       <w:r>
         <w:t xml:space="preserve"> — modifié — </w:t>
       </w:r>
-      <w:hyperlink w:history="1" r:id="rIdb8lyhdjbtr7alxyiwaktm">
+      <w:hyperlink w:history="1" r:id="rId3_wj_bkniw1i9rf8hwmsp">
         <w:r>
           <w:rPr>
             <w:rStyle w:val="Hyperlink"/>
@@ -942,7 +942,7 @@
       <w:r>
         <w:t xml:space="preserve"> — modifié — </w:t>
       </w:r>
-      <w:hyperlink w:history="1" r:id="rIdqmpgcm_x9a_ni7au5j_jj">
+      <w:hyperlink w:history="1" r:id="rId_xkdrdxwdmyft2zgblrci">
         <w:r>
           <w:rPr>
             <w:rStyle w:val="Hyperlink"/>
@@ -979,7 +979,7 @@
       <w:r>
         <w:t xml:space="preserve"> — créé — </w:t>
       </w:r>
-      <w:hyperlink w:history="1" r:id="rIdoli9ilowz8ulswtgcwf5z">
+      <w:hyperlink w:history="1" r:id="rIdwwnehuia2ukmy3bwgzxgc">
         <w:r>
           <w:rPr>
             <w:rStyle w:val="Hyperlink"/>
@@ -1008,7 +1008,7 @@
       <w:r>
         <w:t xml:space="preserve"> — modifié — </w:t>
       </w:r>
-      <w:hyperlink w:history="1" r:id="rIdghszkjfudeks8qtbvuvyw">
+      <w:hyperlink w:history="1" r:id="rIdo9dvmeedm2rgxp13iksyf">
         <w:r>
           <w:rPr>
             <w:rStyle w:val="Hyperlink"/>
@@ -1045,7 +1045,7 @@
       <w:r>
         <w:t xml:space="preserve"> — modifié — </w:t>
       </w:r>
-      <w:hyperlink w:history="1" r:id="rIdd7fzm0homkb9z9xuykb0d">
+      <w:hyperlink w:history="1" r:id="rIdsw7phglq5d7_h_yk-gxvu">
         <w:r>
           <w:rPr>
             <w:rStyle w:val="Hyperlink"/>
@@ -1074,7 +1074,7 @@
       <w:r>
         <w:t xml:space="preserve"> — modifié — </w:t>
       </w:r>
-      <w:hyperlink w:history="1" r:id="rIdxcyzns-cnnyby50xrfgpg">
+      <w:hyperlink w:history="1" r:id="rIdebzpx_t5_ze4gghfuf9zj">
         <w:r>
           <w:rPr>
             <w:rStyle w:val="Hyperlink"/>
@@ -1103,7 +1103,7 @@
       <w:r>
         <w:t xml:space="preserve"> — créé — </w:t>
       </w:r>
-      <w:hyperlink w:history="1" r:id="rId_cx4nuzdtwakdomfltmxt">
+      <w:hyperlink w:history="1" r:id="rIdfc_vpyqeknmdh9joqhx0c">
         <w:r>
           <w:rPr>
             <w:rStyle w:val="Hyperlink"/>
@@ -1132,7 +1132,7 @@
       <w:r>
         <w:t xml:space="preserve"> — modifié — </w:t>
       </w:r>
-      <w:hyperlink w:history="1" r:id="rIdowhc-uphnpokr1xacihcg">
+      <w:hyperlink w:history="1" r:id="rIda1dvp-okxat2y0fnljcfg">
         <w:r>
           <w:rPr>
             <w:rStyle w:val="Hyperlink"/>
@@ -1169,7 +1169,7 @@
       <w:r>
         <w:t xml:space="preserve"> — modifié — </w:t>
       </w:r>
-      <w:hyperlink w:history="1" r:id="rId23sqcwq_lpfx6ad05vc_o">
+      <w:hyperlink w:history="1" r:id="rIdehabnkdkh9p-ciq9giosk">
         <w:r>
           <w:rPr>
             <w:rStyle w:val="Hyperlink"/>
@@ -1198,7 +1198,7 @@
       <w:r>
         <w:t xml:space="preserve"> — modifié — </w:t>
       </w:r>
-      <w:hyperlink w:history="1" r:id="rIdlgquufk18gxz7y_icyvzq">
+      <w:hyperlink w:history="1" r:id="rId8uv_gram2ehvufvsqbo_1">
         <w:r>
           <w:rPr>
             <w:rStyle w:val="Hyperlink"/>

--- a/docs/developpement/phases/word/PHASE_20_FACTURES_FOURNISSEURS.docx
+++ b/docs/developpement/phases/word/PHASE_20_FACTURES_FOURNISSEURS.docx
@@ -20,7 +20,7 @@
       <w:r>
         <w:t xml:space="preserve">FlaiX Expert · dossier de développement · généré le 2026-10-25 depuis le dépôt </w:t>
       </w:r>
-      <w:hyperlink w:history="1" r:id="rIdpe5n-ishs2fp2c8jd0swi">
+      <w:hyperlink w:history="1" r:id="rIdzityhqaos46m3bcthxqy_">
         <w:r>
           <w:rPr>
             <w:rStyle w:val="Hyperlink"/>
@@ -684,7 +684,7 @@
           <w:numId w:val="2"/>
         </w:numPr>
       </w:pPr>
-      <w:hyperlink w:history="1" r:id="rIdrjm-s34jcpivijkd-m0pc">
+      <w:hyperlink w:history="1" r:id="rId53mnkiqaawzttelqdho3f">
         <w:r>
           <w:rPr>
             <w:rStyle w:val="Hyperlink"/>
@@ -704,7 +704,7 @@
           <w:numId w:val="2"/>
         </w:numPr>
       </w:pPr>
-      <w:hyperlink w:history="1" r:id="rIdnvwexbnlsor1kkgbdfdh2">
+      <w:hyperlink w:history="1" r:id="rIdnagfo8xelrjhlaogsooy5">
         <w:r>
           <w:rPr>
             <w:rStyle w:val="Hyperlink"/>
@@ -752,7 +752,7 @@
       <w:r>
         <w:t xml:space="preserve"> — créé — </w:t>
       </w:r>
-      <w:hyperlink w:history="1" r:id="rIdms6i71cqwvei39c_iiqcc">
+      <w:hyperlink w:history="1" r:id="rIdql6zekfm8cmksv9bo4yrj">
         <w:r>
           <w:rPr>
             <w:rStyle w:val="Hyperlink"/>
@@ -789,7 +789,7 @@
       <w:r>
         <w:t xml:space="preserve"> — modifié — </w:t>
       </w:r>
-      <w:hyperlink w:history="1" r:id="rId_oxap4lnsfe_1pjxcrg9d">
+      <w:hyperlink w:history="1" r:id="rIdwcaiiksgjolgjdkh3akir">
         <w:r>
           <w:rPr>
             <w:rStyle w:val="Hyperlink"/>
@@ -818,7 +818,7 @@
       <w:r>
         <w:t xml:space="preserve"> — créé — </w:t>
       </w:r>
-      <w:hyperlink w:history="1" r:id="rIdymnc_kd3k8lvgkrbuphxn">
+      <w:hyperlink w:history="1" r:id="rIdcaiqkx4konju4ppf2ye4c">
         <w:r>
           <w:rPr>
             <w:rStyle w:val="Hyperlink"/>
@@ -847,7 +847,7 @@
       <w:r>
         <w:t xml:space="preserve"> — créé — </w:t>
       </w:r>
-      <w:hyperlink w:history="1" r:id="rIdxtxca7ldusu8ep7y1u0dg">
+      <w:hyperlink w:history="1" r:id="rId8cbiifo2yj0zq3kdhlam1">
         <w:r>
           <w:rPr>
             <w:rStyle w:val="Hyperlink"/>
@@ -884,7 +884,7 @@
       <w:r>
         <w:t xml:space="preserve"> — créé — </w:t>
       </w:r>
-      <w:hyperlink w:history="1" r:id="rIdmaby-aa_cx0whx47v-wtd">
+      <w:hyperlink w:history="1" r:id="rIdqt7qfa6e01lamsyedumgb">
         <w:r>
           <w:rPr>
             <w:rStyle w:val="Hyperlink"/>
@@ -913,7 +913,7 @@
       <w:r>
         <w:t xml:space="preserve"> — modifié — </w:t>
       </w:r>
-      <w:hyperlink w:history="1" r:id="rId3_wj_bkniw1i9rf8hwmsp">
+      <w:hyperlink w:history="1" r:id="rIduwito6pfsonzebvrus96a">
         <w:r>
           <w:rPr>
             <w:rStyle w:val="Hyperlink"/>
@@ -942,7 +942,7 @@
       <w:r>
         <w:t xml:space="preserve"> — modifié — </w:t>
       </w:r>
-      <w:hyperlink w:history="1" r:id="rId_xkdrdxwdmyft2zgblrci">
+      <w:hyperlink w:history="1" r:id="rIdn-qtmckpmjya9gk88mlwv">
         <w:r>
           <w:rPr>
             <w:rStyle w:val="Hyperlink"/>
@@ -979,7 +979,7 @@
       <w:r>
         <w:t xml:space="preserve"> — créé — </w:t>
       </w:r>
-      <w:hyperlink w:history="1" r:id="rIdwwnehuia2ukmy3bwgzxgc">
+      <w:hyperlink w:history="1" r:id="rIdlkcohx8u7_dsyc4afkg8c">
         <w:r>
           <w:rPr>
             <w:rStyle w:val="Hyperlink"/>
@@ -1008,7 +1008,7 @@
       <w:r>
         <w:t xml:space="preserve"> — modifié — </w:t>
       </w:r>
-      <w:hyperlink w:history="1" r:id="rIdo9dvmeedm2rgxp13iksyf">
+      <w:hyperlink w:history="1" r:id="rIdy3q8vzqz5xhxordjjqspf">
         <w:r>
           <w:rPr>
             <w:rStyle w:val="Hyperlink"/>
@@ -1045,7 +1045,7 @@
       <w:r>
         <w:t xml:space="preserve"> — modifié — </w:t>
       </w:r>
-      <w:hyperlink w:history="1" r:id="rIdsw7phglq5d7_h_yk-gxvu">
+      <w:hyperlink w:history="1" r:id="rIdd-c3x4it0lzpthqlpskn7">
         <w:r>
           <w:rPr>
             <w:rStyle w:val="Hyperlink"/>
@@ -1074,7 +1074,7 @@
       <w:r>
         <w:t xml:space="preserve"> — modifié — </w:t>
       </w:r>
-      <w:hyperlink w:history="1" r:id="rIdebzpx_t5_ze4gghfuf9zj">
+      <w:hyperlink w:history="1" r:id="rIdv5dhsv1cvzjehe1wv27ew">
         <w:r>
           <w:rPr>
             <w:rStyle w:val="Hyperlink"/>
@@ -1103,7 +1103,7 @@
       <w:r>
         <w:t xml:space="preserve"> — créé — </w:t>
       </w:r>
-      <w:hyperlink w:history="1" r:id="rIdfc_vpyqeknmdh9joqhx0c">
+      <w:hyperlink w:history="1" r:id="rIdvvldnowhbkge0sniwaply">
         <w:r>
           <w:rPr>
             <w:rStyle w:val="Hyperlink"/>
@@ -1132,7 +1132,7 @@
       <w:r>
         <w:t xml:space="preserve"> — modifié — </w:t>
       </w:r>
-      <w:hyperlink w:history="1" r:id="rIda1dvp-okxat2y0fnljcfg">
+      <w:hyperlink w:history="1" r:id="rIdfvlfpkgoz57tf9mnjrofq">
         <w:r>
           <w:rPr>
             <w:rStyle w:val="Hyperlink"/>
@@ -1169,7 +1169,7 @@
       <w:r>
         <w:t xml:space="preserve"> — modifié — </w:t>
       </w:r>
-      <w:hyperlink w:history="1" r:id="rIdehabnkdkh9p-ciq9giosk">
+      <w:hyperlink w:history="1" r:id="rIdhmgszdwhcl6m5ds9wdu5t">
         <w:r>
           <w:rPr>
             <w:rStyle w:val="Hyperlink"/>
@@ -1198,7 +1198,7 @@
       <w:r>
         <w:t xml:space="preserve"> — modifié — </w:t>
       </w:r>
-      <w:hyperlink w:history="1" r:id="rId8uv_gram2ehvufvsqbo_1">
+      <w:hyperlink w:history="1" r:id="rIdgsh35gcocfgnteonypwgf">
         <w:r>
           <w:rPr>
             <w:rStyle w:val="Hyperlink"/>
@@ -1553,6 +1553,58 @@
       </w:pPr>
       <w:r>
         <w:t xml:space="preserve">total HT = Σ quantité × prix unitaire</w:t>
+      </w:r>
+    </w:p>
+    <w:p>
+      <w:pPr>
+        <w:pStyle w:val="ListParagraph"/>
+        <w:numPr>
+          <w:ilvl w:val="0"/>
+          <w:numId w:val="2"/>
+        </w:numPr>
+      </w:pPr>
+      <w:r>
+        <w:rPr>
+          <w:b/>
+          <w:bCs/>
+        </w:rPr>
+        <w:t xml:space="preserve">récapitulatif pour le comptable (§15.172, audit §15.175)</w:t>
+      </w:r>
+    </w:p>
+    <w:p>
+      <w:pPr>
+        <w:pStyle w:val="ListParagraph"/>
+        <w:numPr>
+          <w:ilvl w:val="1"/>
+          <w:numId w:val="2"/>
+        </w:numPr>
+      </w:pPr>
+      <w:r>
+        <w:t xml:space="preserve">Excel français : « ; », virgule décimale, dates jj/mm/aaaa, BOM ; champ avec « ; » entre guillemets</w:t>
+      </w:r>
+    </w:p>
+    <w:p>
+      <w:pPr>
+        <w:pStyle w:val="ListParagraph"/>
+        <w:numPr>
+          <w:ilvl w:val="1"/>
+          <w:numId w:val="2"/>
+        </w:numPr>
+      </w:pPr>
+      <w:r>
+        <w:t xml:space="preserve">[F] un fournisseur ou un n° qui commence par = + - @ n'est jamais une formule pour Excel</w:t>
+      </w:r>
+    </w:p>
+    <w:p>
+      <w:pPr>
+        <w:pStyle w:val="ListParagraph"/>
+        <w:numPr>
+          <w:ilvl w:val="1"/>
+          <w:numId w:val="2"/>
+        </w:numPr>
+      </w:pPr>
+      <w:r>
+        <w:t xml:space="preserve">nom de fichier sans caractère interdit</w:t>
       </w:r>
     </w:p>
     <w:p>

--- a/docs/developpement/phases/word/PHASE_20_FACTURES_FOURNISSEURS.docx
+++ b/docs/developpement/phases/word/PHASE_20_FACTURES_FOURNISSEURS.docx
@@ -20,7 +20,7 @@
       <w:r>
         <w:t xml:space="preserve">FlaiX Expert · dossier de développement · généré le 2026-10-25 depuis le dépôt </w:t>
       </w:r>
-      <w:hyperlink w:history="1" r:id="rIdzityhqaos46m3bcthxqy_">
+      <w:hyperlink w:history="1" r:id="rId2i-pax33hvxrrqkzdkbqc">
         <w:r>
           <w:rPr>
             <w:rStyle w:val="Hyperlink"/>
@@ -684,7 +684,7 @@
           <w:numId w:val="2"/>
         </w:numPr>
       </w:pPr>
-      <w:hyperlink w:history="1" r:id="rId53mnkiqaawzttelqdho3f">
+      <w:hyperlink w:history="1" r:id="rIdfc3ri1zpvedz4pg7gqhsy">
         <w:r>
           <w:rPr>
             <w:rStyle w:val="Hyperlink"/>
@@ -704,7 +704,7 @@
           <w:numId w:val="2"/>
         </w:numPr>
       </w:pPr>
-      <w:hyperlink w:history="1" r:id="rIdnagfo8xelrjhlaogsooy5">
+      <w:hyperlink w:history="1" r:id="rId9mf_dzdttyqjwapjlmtyf">
         <w:r>
           <w:rPr>
             <w:rStyle w:val="Hyperlink"/>
@@ -752,7 +752,7 @@
       <w:r>
         <w:t xml:space="preserve"> — créé — </w:t>
       </w:r>
-      <w:hyperlink w:history="1" r:id="rIdql6zekfm8cmksv9bo4yrj">
+      <w:hyperlink w:history="1" r:id="rIdfkcn6-pnzgilhmnwn0_3q">
         <w:r>
           <w:rPr>
             <w:rStyle w:val="Hyperlink"/>
@@ -789,7 +789,7 @@
       <w:r>
         <w:t xml:space="preserve"> — modifié — </w:t>
       </w:r>
-      <w:hyperlink w:history="1" r:id="rIdwcaiiksgjolgjdkh3akir">
+      <w:hyperlink w:history="1" r:id="rId5rljkun_klqv9pp9gqeml">
         <w:r>
           <w:rPr>
             <w:rStyle w:val="Hyperlink"/>
@@ -818,7 +818,7 @@
       <w:r>
         <w:t xml:space="preserve"> — créé — </w:t>
       </w:r>
-      <w:hyperlink w:history="1" r:id="rIdcaiqkx4konju4ppf2ye4c">
+      <w:hyperlink w:history="1" r:id="rIdyxihv_7c6lrqr_bcgknjd">
         <w:r>
           <w:rPr>
             <w:rStyle w:val="Hyperlink"/>
@@ -847,7 +847,7 @@
       <w:r>
         <w:t xml:space="preserve"> — créé — </w:t>
       </w:r>
-      <w:hyperlink w:history="1" r:id="rId8cbiifo2yj0zq3kdhlam1">
+      <w:hyperlink w:history="1" r:id="rId5cwf24fz56dojaarsbg1r">
         <w:r>
           <w:rPr>
             <w:rStyle w:val="Hyperlink"/>
@@ -884,7 +884,7 @@
       <w:r>
         <w:t xml:space="preserve"> — créé — </w:t>
       </w:r>
-      <w:hyperlink w:history="1" r:id="rIdqt7qfa6e01lamsyedumgb">
+      <w:hyperlink w:history="1" r:id="rId4bsnr5exbf27cdpv2m0ja">
         <w:r>
           <w:rPr>
             <w:rStyle w:val="Hyperlink"/>
@@ -913,7 +913,7 @@
       <w:r>
         <w:t xml:space="preserve"> — modifié — </w:t>
       </w:r>
-      <w:hyperlink w:history="1" r:id="rIduwito6pfsonzebvrus96a">
+      <w:hyperlink w:history="1" r:id="rIdbj7ldgxlb-znjkmldv1b2">
         <w:r>
           <w:rPr>
             <w:rStyle w:val="Hyperlink"/>
@@ -942,7 +942,7 @@
       <w:r>
         <w:t xml:space="preserve"> — modifié — </w:t>
       </w:r>
-      <w:hyperlink w:history="1" r:id="rIdn-qtmckpmjya9gk88mlwv">
+      <w:hyperlink w:history="1" r:id="rIdziecgxkll7xicrykkqdnz">
         <w:r>
           <w:rPr>
             <w:rStyle w:val="Hyperlink"/>
@@ -979,7 +979,7 @@
       <w:r>
         <w:t xml:space="preserve"> — créé — </w:t>
       </w:r>
-      <w:hyperlink w:history="1" r:id="rIdlkcohx8u7_dsyc4afkg8c">
+      <w:hyperlink w:history="1" r:id="rIdhflt4x_wccwvhpcw8oahg">
         <w:r>
           <w:rPr>
             <w:rStyle w:val="Hyperlink"/>
@@ -1008,7 +1008,7 @@
       <w:r>
         <w:t xml:space="preserve"> — modifié — </w:t>
       </w:r>
-      <w:hyperlink w:history="1" r:id="rIdy3q8vzqz5xhxordjjqspf">
+      <w:hyperlink w:history="1" r:id="rIdkq843lcfkwfrmzhbyvu_f">
         <w:r>
           <w:rPr>
             <w:rStyle w:val="Hyperlink"/>
@@ -1045,7 +1045,7 @@
       <w:r>
         <w:t xml:space="preserve"> — modifié — </w:t>
       </w:r>
-      <w:hyperlink w:history="1" r:id="rIdd-c3x4it0lzpthqlpskn7">
+      <w:hyperlink w:history="1" r:id="rIdik_f9llmfbisjdpgqqgyo">
         <w:r>
           <w:rPr>
             <w:rStyle w:val="Hyperlink"/>
@@ -1074,7 +1074,7 @@
       <w:r>
         <w:t xml:space="preserve"> — modifié — </w:t>
       </w:r>
-      <w:hyperlink w:history="1" r:id="rIdv5dhsv1cvzjehe1wv27ew">
+      <w:hyperlink w:history="1" r:id="rIde3-zblxjqxhq9ry0_bs8o">
         <w:r>
           <w:rPr>
             <w:rStyle w:val="Hyperlink"/>
@@ -1103,7 +1103,7 @@
       <w:r>
         <w:t xml:space="preserve"> — créé — </w:t>
       </w:r>
-      <w:hyperlink w:history="1" r:id="rIdvvldnowhbkge0sniwaply">
+      <w:hyperlink w:history="1" r:id="rIdcs0c_zlk4gmm5bjkhnscz">
         <w:r>
           <w:rPr>
             <w:rStyle w:val="Hyperlink"/>
@@ -1132,7 +1132,7 @@
       <w:r>
         <w:t xml:space="preserve"> — modifié — </w:t>
       </w:r>
-      <w:hyperlink w:history="1" r:id="rIdfvlfpkgoz57tf9mnjrofq">
+      <w:hyperlink w:history="1" r:id="rIdewm8zt05n3c_6ev2o-gii">
         <w:r>
           <w:rPr>
             <w:rStyle w:val="Hyperlink"/>
@@ -1169,7 +1169,7 @@
       <w:r>
         <w:t xml:space="preserve"> — modifié — </w:t>
       </w:r>
-      <w:hyperlink w:history="1" r:id="rIdhmgszdwhcl6m5ds9wdu5t">
+      <w:hyperlink w:history="1" r:id="rIdzntgfcsrn07rdxof5vvu0">
         <w:r>
           <w:rPr>
             <w:rStyle w:val="Hyperlink"/>
@@ -1198,7 +1198,7 @@
       <w:r>
         <w:t xml:space="preserve"> — modifié — </w:t>
       </w:r>
-      <w:hyperlink w:history="1" r:id="rIdgsh35gcocfgnteonypwgf">
+      <w:hyperlink w:history="1" r:id="rIdamzkiwp5qfy8vprvrezuc">
         <w:r>
           <w:rPr>
             <w:rStyle w:val="Hyperlink"/>
